--- a/_manuscript/index.docx
+++ b/_manuscript/index.docx
@@ -55,7 +55,7 @@
         <w:pStyle w:val="Abstract"/>
       </w:pPr>
       <w:r>
-        <w:t xml:space="preserve">Alcohol Use Disorder (AUD) is a chronic, relapsing disease. An automated recovery support system using personal sensing and machine learning may help identify when individuals are at elevated lapse risk. Cellular communication sensing may detect dynamic changes in lapse risk and can be contextualized with self-reported, risk-relevant information about contacts. We evaluated a machine learning model predicting next-day alcohol lapse among individuals in early recovery from AUD using contextualized cellular communication data and baseline demographic and AUD characteristics. A total of 144 participants (49% male; mean age=40; 87% non-Hispanic White) with a goal of abstinence provided cellular communication data and alcohol use reports via a 4x daily EMA for up to three months. Models were trained and evaluated using repeated k-fold cross-validation. The best-performing model used an elastic net algorithm and retained 13 features (median posterior auROC=0.68, 95% Bayesian credible interval (CI; [0.64, 0.71]). A baseline comparison model including only baseline features retained five features and demonstrated nearly identical performance (median auROC=0.68, 95% CI [0.64, 0.71]). Cellular communication data capture some risk-relevant signal for alcohol lapse but do not provide incremental predictive value beyond baseline measures. Several communication features were retained in the final model with moderately sized coefficients, suggesting that aspects of social communication may be important for understanding lapse risk. Although, limitations inherent to cellular communication as a sensing method may outweigh their added value.</w:t>
+        <w:t xml:space="preserve">Alcohol Use Disorder (AUD) is a chronic, relapsing disease. An automated recovery support system using personal sensing and machine learning may help identify when individuals are at elevated lapse risk. Cellular communication sensing may detect dynamic changes in lapse risk and can be contextualized with self-reported, risk-relevant information about contacts. We evaluated a machine learning model predicting next-day alcohol lapse among individuals in early recovery from AUD using contextualized cellular communication data and baseline alcohol use, demographic, and psychiatric and personality characteristics. A total of 144 participants (49% male; mean age=40; 87% non-Hispanic White) with a goal of abstinence provided cellular communication data and alcohol use reports via a 4x daily EMA for up to three months. Models were trained and evaluated using repeated k-fold cross-validation. The best-performing full model used an elastic net algorithm and retained 10 features (median posterior auROC=0.67, 95% Bayesian credible interval (CI; [0.64, 0.71]). A comparison model including only baseline features demonstrated comparable performance (median auROC=0.69, 95% CI [0.65, 0.72]). Cellular communication features on their own performed poorly, but still above chance performance (median auROC=0.59, 95% CI [0.55, 0.62]). These findings demonstrate that cellular communication data capture some risk-relevant signal for alcohol lapse but do not provide incremental predictive value beyond baseline measures. Several communication features were retained in the final model with moderately sized coefficients, suggesting that aspects of social communication may be important for understanding lapse risk. Although, limitations inherent to cellular communication as a sensing method may outweigh their added value.</w:t>
       </w:r>
     </w:p>
     <w:p>
@@ -3278,7 +3278,7 @@
                     <w:t xml:space="preserve"> </w:t>
                   </w:r>
                   <w:r>
-                    <w:t xml:space="preserve">Cellular communication features were scored over six feature scoring epochs (6, 12, 24, 48, 72, and 168 hours before the start of the prediction window). Within each feature scoring epoch we calculated two types of features: raw and difference features. Raw features represent the raw feature value calculated within a scoring epoch (e.g., the rate count of text messages during the 48 hours immediately preceding the start of the prediction window). Difference features capture participant-level changes from their baseline scores (e.g., the participant’s average rate count of text messages across all time on study subtracted from the rate count in the preceding 48 hours).</w:t>
+                    <w:t xml:space="preserve">Cellular communication features were scored over two feature scoring epochs (24 and 168 hours before the start of the prediction window). Within each feature scoring epoch we calculated two types of features: raw and difference features. Raw features represent the raw feature value calculated within a scoring epoch (e.g., the rate count of text messages during the 24 hours immediately preceding the start of the prediction window). Difference features capture participant-level changes from their baseline scores (e.g., the participant’s average rate count of text messages across all time on study subtracted from the rate count in the preceding 24 hours).</w:t>
                   </w:r>
                 </w:p>
               </w:tc>
@@ -3334,7 +3334,7 @@
               <w:pStyle w:val="ImageCaption"/>
             </w:pPr>
             <w:r>
-              <w:t xml:space="preserve">Table 1: Raw Predictors, Response Options, Feature Engineering Methods, Feature Scoring Epochs, Total Number of Features, and Indication of Inclusion in Full and Baseline Models</w:t>
+              <w:t xml:space="preserve">Table 1: Raw Predictors, Response Options, Feature Engineering Methods, Feature Scoring Epochs and Total Number of Features for each feature set.</w:t>
             </w:r>
           </w:p>
           <w:bookmarkEnd w:id="17"/>
@@ -3416,7 +3416,10 @@
         <w:pStyle w:val="FirstParagraph"/>
       </w:pPr>
       <w:r>
-        <w:t xml:space="preserve">We evaluated model performance with a Bayesian hierarchical generalized linear model. Posterior distributions with 95% credible intervals (CI) were estimated from the 30 held-out folds using weakly informative, data-dependent priors to regularize and reduce overfitting: Residual SD ~ normal(0, exp(2)); intercept (centered predictors) ~ normal(2.3, 1.3); window-width contrasts ~ normal(0, 2.69); covariance ~ decov(1,1,1,1). Random intercepts were included for repeat and fold (nested within repeat). auROCs were logit-transformed and regressed on model type to estimate the probability that model performances differed systematically.</w:t>
+        <w:t xml:space="preserve">We evaluated model performance for our three final models (full model, baseline model, cellular communication model) using a Bayesian hierarchical generalized linear model. Posterior distributions with 95% credible intervals (CI) were estimated from the 30 held-out folds using weakly informative, data-dependent priors to regularize and reduce overfitting: Residual SD ~ normal(0, exp(2)); intercept (centered predictors) ~ normal(2.3, 1.3); window-width contrasts ~ normal(0, 2.69); covariance ~ decov(1,1,1,1). Random intercepts were included for repeat and fold (nested within repeat). auROCs were logit-transformed and regressed on model type to estimate the probability that model performances differed systematically.</w:t>
+      </w:r>
+      <w:r>
+        <w:t xml:space="preserve"> </w:t>
       </w:r>
     </w:p>
     <w:p>
@@ -3424,7 +3427,7 @@
         <w:pStyle w:val="BodyText"/>
       </w:pPr>
       <w:r>
-        <w:t xml:space="preserve">The best performing model used an elastic net algorithm. This model was refit on the entire data set to identify the most important features. We quantified feature importance by examining the retained features (i.e., coefficient value &gt; 0) in the full model and ordering them by absolute coefficient value. These values provide an estimate of the direction and magnitude of association between each predictor and the outcome, conditional on the other features retained.</w:t>
+        <w:t xml:space="preserve">We refit our full and cellular communication model on the entire data set to identify the most important features. We quantified feature importance by examining the retained features (i.e., coefficient value &gt; 0) in our final elastic net model and ordering them by absolute coefficient value. These values provide an estimate of the direction and magnitude of association between each predictor and the outcome, conditional on the other features retained. We plotted coefficients for both models to visualize whether descriptive differences in retained cellular communication features existed when controlling for other baseline features compared to not controlling for baseline features.</w:t>
       </w:r>
     </w:p>
     <w:bookmarkEnd w:id="21"/>

--- a/_manuscript/index.docx
+++ b/_manuscript/index.docx
@@ -39,7 +39,7 @@
         <w:pStyle w:val="Date"/>
       </w:pPr>
       <w:r>
-        <w:t xml:space="preserve">2026-04-17</w:t>
+        <w:t xml:space="preserve">2026-04-20</w:t>
       </w:r>
     </w:p>
     <w:p>
@@ -107,7 +107,7 @@
         <w:t xml:space="preserve">[1–3]</w:t>
       </w:r>
       <w:r>
-        <w:t xml:space="preserve">. Lapses, single episodes of alcohol use, are among the strongest predictors (and a necessary precursor) for relapse, a full return to harmful drinking</w:t>
+        <w:t xml:space="preserve">. Lapses, single episodes of alcohol use, are among the strongest predictors (and a necessary precursor) of relapse, a full return to harmful drinking</w:t>
       </w:r>
       <w:r>
         <w:t xml:space="preserve"> </w:t>
@@ -134,7 +134,7 @@
         <w:t xml:space="preserve">[7]</w:t>
       </w:r>
       <w:r>
-        <w:t xml:space="preserve">. As a result, early recovery represents a critical window of vulnerability during which a lapse is more likely to escalate into relapse.</w:t>
+        <w:t xml:space="preserve">. Consequently, early recovery represents a critical window of vulnerability during which a lapse is more likely to escalate into relapse.</w:t>
       </w:r>
     </w:p>
     <w:p>
@@ -142,7 +142,7 @@
         <w:pStyle w:val="BodyText"/>
       </w:pPr>
       <w:r>
-        <w:t xml:space="preserve">An automated recovery support system powered by personal sensing and machine learning may assist with the inherently difficult task of identifying when and why someone is at increased risk for lapse. Personal sensing of densely sampled data from individuals’ day-to-day lives can provide the inputs necessary for temporally dynamic lapse predictions</w:t>
+        <w:t xml:space="preserve">Given the dynamic and context-dependent nature of lapse risk, there is a clear need for methods capable of identifying when and why an individual is at increased risk in real time. An automated recovery support system powered by personal sensing and machine learning may assist with this inherently difficult task. Personal sensing of densely sampled data from individuals’ day-to-day lives can provide the inputs necessary for temporally dynamic lapse prediction</w:t>
       </w:r>
       <w:r>
         <w:t xml:space="preserve"> </w:t>
@@ -168,7 +168,7 @@
         <w:pStyle w:val="BodyText"/>
       </w:pPr>
       <w:r>
-        <w:t xml:space="preserve">Despite the high predictive success of EMA, questions remain about the long-term feasibility of a self-report sensing method. EMA has been shown to be well-tolerated among substance use populations over relatively short periods of time</w:t>
+        <w:t xml:space="preserve">Despite the high predictive success of EMA-based approaches, questions remain about the long-term feasibility of a self-report sensing method. EMA has been shown to be well tolerated among substance-using populations over relatively short periods</w:t>
       </w:r>
       <w:r>
         <w:t xml:space="preserve"> </w:t>
@@ -177,7 +177,7 @@
         <w:t xml:space="preserve">[12,13]</w:t>
       </w:r>
       <w:r>
-        <w:t xml:space="preserve">. It is unclear whether individuals would be willing and able to adhere to an extensive EMA protocol (e.g., 4 prompts per day) indefinitely. Moreover, EMA items are chosen using domain expertise from decades of research on the self-report factors that predict lapse. It is possible, however, that there are several alternative precipitators of lapse not yet discovered due to small subtle changes in one’s environment, social circle, or lifestyle that cannot be easily identified via self-report.</w:t>
+        <w:t xml:space="preserve">. However, it is unclear whether individuals would be willing or able to adhere to intensive EMA protocols (e.g., four prompts per day) indefinitely. Moreover, EMA items are selected using domain expertise from decades of research on the self-report factors associated with lapse. It is possible, however, that additional lapse precipitants remain undiscovered due to small subtle changes in one’s environment, social circle, or lifestyle that cannot be easily detected via self-report.</w:t>
       </w:r>
     </w:p>
     <w:p>
@@ -185,7 +185,7 @@
         <w:pStyle w:val="BodyText"/>
       </w:pPr>
       <w:r>
-        <w:t xml:space="preserve">Cellular communication sensing may be a promising alternative to EMA. Whereas EMA is limited to, at most, several assessments per day, communication sensing is mostly passive and can be monitored moment-by-moment. Cellular communication patterns capture clear, risk-relevant constructs. Late-night phone calls could indicate an emergency, “drunk dialing,” or interpersonal conflict. A decrease in the number of contacts an individual communicates with could reflect a shrinking social circle, isolation, or disengagement. Furthermore, cellular communication sensing enables data-driven feature engineering, whereby features are systematically derived from raw communication logs and retained based on their predictive utility rather than a priori theoretical assumptions.</w:t>
+        <w:t xml:space="preserve">Cellular communication sensing may be a promising alternative or complement to EMA. Whereas EMA is limited to, at most, several assessments per day, communication sensing is mostly passive and can be monitored moment-by-moment. Cellular communication patterns capture clear, risk-relevant constructs. Late-night phone calls could indicate an emergency, “drunk dialing,” or interpersonal conflict. A decrease in the number of contacts an individual communicates with could reflect a shrinking social circle, isolation, or disengagement. Furthermore, cellular communication sensing enables data-driven feature engineering, whereby features are systematically derived from raw communication logs and retained based on their predictive utility rather than a priori theoretical assumptions.</w:t>
       </w:r>
     </w:p>
     <w:p>
@@ -193,7 +193,7 @@
         <w:pStyle w:val="BodyText"/>
       </w:pPr>
       <w:r>
-        <w:t xml:space="preserve">These data may become even more powerful when communication patterns are contextualized with participant-specific meaning. For instance, knowing a participant’s relationship to their contacts, whether they have previously drunk alcohol with a given contact, or whether that contact supports their recovery goals could alter interpretation. In the examples above, contextualized communication data might reveal that the late-night calls are made to a sponsor, or that a shrinking social circle reflects reduced contact with individuals unsupportive of their recovery. In this way, the same communication patterns may reflect protective processes rather than increased lapse risk.</w:t>
+        <w:t xml:space="preserve">These data may become even more powerful when communication patterns are contextualized with participant-specific meaning. Knowing a participant’s relationship to their contacts, whether they have previously drunk alcohol with a given contact, or whether that contact supports their recovery goals could fundamentally alter interpretation. In the examples above, contextualized communication data might reveal that the late-night calls are made to a sponsor, or that a shrinking social circle reflects reduced contact with individuals unsupportive of their recovery. In this way, the same communication patterns may reflect protective processes rather than increased lapse risk.</w:t>
       </w:r>
     </w:p>
     <w:p>
@@ -201,11 +201,90 @@
         <w:pStyle w:val="BodyText"/>
       </w:pPr>
       <w:r>
-        <w:t xml:space="preserve">In this study, we assessed whether contextualized cellular communication features contain clinically meaningful signals for predicting next-day alcohol lapse risk among individuals in early recovery from AUD. Using a machine learning model, we evaluated the predictive utility of these features and identified the most important communication features, with the goal of uncovering new, clinically meaningful predictors of lapse risk.</w:t>
+        <w:t xml:space="preserve">This focus on contextualized communication is especially important because lapse is fundamentally social. A large body of literature highlights the importance of social support and social network influences on drinking behavior and recovery outcomes</w:t>
+      </w:r>
+      <w:r>
+        <w:t xml:space="preserve"> </w:t>
+      </w:r>
+      <w:r>
+        <w:t xml:space="preserve">[14–16]</w:t>
+      </w:r>
+      <w:r>
+        <w:t xml:space="preserve">. Positive social relationships have consistently been associated with better alcohol treatment outcomes</w:t>
+      </w:r>
+      <w:r>
+        <w:t xml:space="preserve"> </w:t>
+      </w:r>
+      <w:r>
+        <w:t xml:space="preserve">[17–20]</w:t>
+      </w:r>
+      <w:r>
+        <w:t xml:space="preserve">. Conversely, maintaining relationships with heavy drinkers or individuals unsupportive of recovery is associated with poorer outcomes</w:t>
+      </w:r>
+      <w:r>
+        <w:t xml:space="preserve"> </w:t>
+      </w:r>
+      <w:r>
+        <w:t xml:space="preserve">[21–23]</w:t>
+      </w:r>
+      <w:r>
+        <w:t xml:space="preserve">. The supportive pro-abstinence social component of self-help groups such as Alcoholics Anonymous is thought to play a major role in their efficacy</w:t>
+      </w:r>
+      <w:r>
+        <w:t xml:space="preserve"> </w:t>
+      </w:r>
+      <w:r>
+        <w:t xml:space="preserve">[18,24–26]</w:t>
+      </w:r>
+      <w:r>
+        <w:t xml:space="preserve">. The buffering hypothesis further suggests that positive social relationships mitigate the negative effects of stress by providing resources that promote adaptive responses</w:t>
+      </w:r>
+      <w:r>
+        <w:t xml:space="preserve"> </w:t>
+      </w:r>
+      <w:r>
+        <w:t xml:space="preserve">[27,28]</w:t>
+      </w:r>
+      <w:r>
+        <w:t xml:space="preserve">, a mechanism that likely extends to lapse risk given stress’s role as a common precipitant of alcohol use</w:t>
+      </w:r>
+      <w:r>
+        <w:t xml:space="preserve"> </w:t>
+      </w:r>
+      <w:r>
+        <w:t xml:space="preserve">[29]</w:t>
+      </w:r>
+      <w:r>
+        <w:t xml:space="preserve">. Critically, these influences unfold over time through everyday social interactions.</w:t>
+      </w:r>
+    </w:p>
+    <w:p>
+      <w:pPr>
+        <w:pStyle w:val="BodyText"/>
+      </w:pPr>
+      <w:r>
+        <w:t xml:space="preserve">Because many social interactions occur via phone, cellular communication logs provide a natural and ecologically valid window into patterns of social engagement. Social relationships are inherently dynamic</w:t>
+      </w:r>
+      <w:r>
+        <w:t xml:space="preserve"> </w:t>
+      </w:r>
+      <w:r>
+        <w:t xml:space="preserve">[30–33]</w:t>
+      </w:r>
+      <w:r>
+        <w:t xml:space="preserve">, and time-stamped communication data allow for the tracking of how these interactions fluctuate over time. For example, shifts in one’s most frequently contacted individuals, or systematic changes such as repeatedly ignoring calls from a normally frequent contact, may signal meaningful changes in social dynamics relevant to lapse risk.</w:t>
+      </w:r>
+    </w:p>
+    <w:p>
+      <w:pPr>
+        <w:pStyle w:val="BodyText"/>
+      </w:pPr>
+      <w:r>
+        <w:t xml:space="preserve">In this study, we evaluated whether contextualized cellular communication features contain clinically meaningful signals for predicting next-day alcohol lapse risk among individuals in early recovery from AUD. Using a machine learning approach, we examined the predictive utility of these features and identified the most informative communication-based features, with the goal of uncovering novel, clinically relevant predictors of lapse risk.</w:t>
       </w:r>
     </w:p>
     <w:bookmarkEnd w:id="10"/>
-    <w:bookmarkStart w:id="23" w:name="methods"/>
+    <w:bookmarkStart w:id="22" w:name="methods"/>
     <w:p>
       <w:pPr>
         <w:pStyle w:val="Heading1"/>
@@ -214,7 +293,7 @@
         <w:t xml:space="preserve">Methods</w:t>
       </w:r>
     </w:p>
-    <w:bookmarkStart w:id="13" w:name="transparency-and-openness"/>
+    <w:bookmarkStart w:id="12" w:name="transparency-and-openness"/>
     <w:p>
       <w:pPr>
         <w:pStyle w:val="Heading2"/>
@@ -234,13 +313,13 @@
         <w:t xml:space="preserve"> </w:t>
       </w:r>
       <w:r>
-        <w:t xml:space="preserve">[14]</w:t>
-      </w:r>
-      <w:r>
-        <w:t xml:space="preserve"> </w:t>
-      </w:r>
-      <w:r>
-        <w:t xml:space="preserve">in the supplement. Second, our features, labels, questionnaires, and other study materials are publicly available on our Open Science Framework (OSF) page (</w:t>
+        <w:t xml:space="preserve">[34]</w:t>
+      </w:r>
+      <w:r>
+        <w:t xml:space="preserve"> </w:t>
+      </w:r>
+      <w:r>
+        <w:t xml:space="preserve">in the supplement. Second, our features, labels, questionnaires, code, and other study materials are publicly available on our Open Science Framework (OSF) page (</w:t>
       </w:r>
       <w:hyperlink r:id="rId11">
         <w:r>
@@ -251,22 +330,11 @@
         </w:r>
       </w:hyperlink>
       <w:r>
-        <w:t xml:space="preserve">). Finally, the annotated analysis scripts are publicly available on our study website (</w:t>
-      </w:r>
-      <w:hyperlink r:id="rId12">
-        <w:r>
-          <w:rPr>
-            <w:rStyle w:val="Hyperlink"/>
-          </w:rPr>
-          <w:t xml:space="preserve">https://jjcurtin.github.io/study_messages/</w:t>
-        </w:r>
-      </w:hyperlink>
-      <w:r>
         <w:t xml:space="preserve">).</w:t>
       </w:r>
     </w:p>
-    <w:bookmarkEnd w:id="13"/>
-    <w:bookmarkStart w:id="14" w:name="participants-and-procedure"/>
+    <w:bookmarkEnd w:id="12"/>
+    <w:bookmarkStart w:id="13" w:name="participants-and-procedure"/>
     <w:p>
       <w:pPr>
         <w:pStyle w:val="Heading2"/>
@@ -286,7 +354,7 @@
         <w:t xml:space="preserve"> </w:t>
       </w:r>
       <w:r>
-        <w:t xml:space="preserve">[15]</w:t>
+        <w:t xml:space="preserve">[35]</w:t>
       </w:r>
       <w:r>
         <w:t xml:space="preserve"> </w:t>
@@ -298,7 +366,7 @@
         <w:t xml:space="preserve"> </w:t>
       </w:r>
       <w:r>
-        <w:t xml:space="preserve">[16]</w:t>
+        <w:t xml:space="preserve">[36]</w:t>
       </w:r>
       <w:r>
         <w:t xml:space="preserve">.)</w:t>
@@ -315,7 +383,7 @@
         <w:t xml:space="preserve"> </w:t>
       </w:r>
       <w:r>
-        <w:t xml:space="preserve">[17]</w:t>
+        <w:t xml:space="preserve">[37]</w:t>
       </w:r>
       <w:r>
         <w:t xml:space="preserve">, and psychiatric symptoms</w:t>
@@ -324,7 +392,7 @@
         <w:t xml:space="preserve"> </w:t>
       </w:r>
       <w:r>
-        <w:t xml:space="preserve">[16,18]</w:t>
+        <w:t xml:space="preserve">[36,38]</w:t>
       </w:r>
       <w:r>
         <w:t xml:space="preserve">). At the intake visit, approximately two weeks after screening, we collected additional self-report data on abstinence self-efficacy</w:t>
@@ -333,7 +401,7 @@
         <w:t xml:space="preserve"> </w:t>
       </w:r>
       <w:r>
-        <w:t xml:space="preserve">[19]</w:t>
+        <w:t xml:space="preserve">[39]</w:t>
       </w:r>
       <w:r>
         <w:t xml:space="preserve">, craving</w:t>
@@ -342,7 +410,7 @@
         <w:t xml:space="preserve"> </w:t>
       </w:r>
       <w:r>
-        <w:t xml:space="preserve">[20]</w:t>
+        <w:t xml:space="preserve">[40]</w:t>
       </w:r>
       <w:r>
         <w:t xml:space="preserve">, and recent recovery efforts and goals.</w:t>
@@ -384,14 +452,41 @@
         <w:t xml:space="preserve">).</w:t>
       </w:r>
     </w:p>
+    <w:bookmarkEnd w:id="13"/>
+    <w:bookmarkStart w:id="14" w:name="ethics"/>
+    <w:p>
+      <w:pPr>
+        <w:pStyle w:val="Heading2"/>
+      </w:pPr>
+      <w:r>
+        <w:t xml:space="preserve">Ethics</w:t>
+      </w:r>
+    </w:p>
+    <w:p>
+      <w:pPr>
+        <w:pStyle w:val="FirstParagraph"/>
+      </w:pPr>
+      <w:r>
+        <w:t xml:space="preserve">All procedures were approved by the University of Wisconsin-Madison Institutional Review Board (Study #2015-0780) and carried out in accordance with the principles of the Declaration of Helsinki. All participants provided written informed consent observed by a research assistant.</w:t>
+      </w:r>
+    </w:p>
     <w:bookmarkEnd w:id="14"/>
-    <w:bookmarkStart w:id="15" w:name="ethics"/>
+    <w:bookmarkStart w:id="21" w:name="data-analysis-plan"/>
     <w:p>
       <w:pPr>
         <w:pStyle w:val="Heading2"/>
       </w:pPr>
       <w:r>
-        <w:t xml:space="preserve">Ethics</w:t>
+        <w:t xml:space="preserve">Data Analysis Plan</w:t>
+      </w:r>
+    </w:p>
+    <w:bookmarkStart w:id="15" w:name="labels"/>
+    <w:p>
+      <w:pPr>
+        <w:pStyle w:val="Heading3"/>
+      </w:pPr>
+      <w:r>
+        <w:t xml:space="preserve">Labels</w:t>
       </w:r>
     </w:p>
     <w:p>
@@ -399,38 +494,11 @@
         <w:pStyle w:val="FirstParagraph"/>
       </w:pPr>
       <w:r>
-        <w:t xml:space="preserve">All procedures were approved by the University of Wisconsin-Madison Institutional Review Board (Study #2015-0780) and carried out in accordance with the principles of the Declaration of Helsinki. All participants provided written informed consent observed by a research assistant.</w:t>
+        <w:t xml:space="preserve">Our models predicted the probability of an alcohol lapse within a 24-hour window. Predictions were generated daily at 4 a.m., beginning on participants’ second study day and continuing for up to 3 months. Participants reported the date and hour of the start and end time of any alcohol use on the first item of the EMA. Participants demonstrated good adherence to our 4X daily EMA protocol (mean adherence = 78%) and provided at least one EMA on 95% of study days. Prediction windows were labeled as lapse if any alcohol use was reported in the 24-hour window. In total, there were 11,507 labeled prediction windows across all participants. Positive lapse labels were underrepresented (7.5%; 861/11,507).</w:t>
       </w:r>
     </w:p>
     <w:bookmarkEnd w:id="15"/>
-    <w:bookmarkStart w:id="22" w:name="data-analysis-plan"/>
-    <w:p>
-      <w:pPr>
-        <w:pStyle w:val="Heading2"/>
-      </w:pPr>
-      <w:r>
-        <w:t xml:space="preserve">Data Analysis Plan</w:t>
-      </w:r>
-    </w:p>
-    <w:bookmarkStart w:id="16" w:name="labels"/>
-    <w:p>
-      <w:pPr>
-        <w:pStyle w:val="Heading3"/>
-      </w:pPr>
-      <w:r>
-        <w:t xml:space="preserve">Labels</w:t>
-      </w:r>
-    </w:p>
-    <w:p>
-      <w:pPr>
-        <w:pStyle w:val="FirstParagraph"/>
-      </w:pPr>
-      <w:r>
-        <w:t xml:space="preserve">Our models predicted the probability of an alcohol lapse within a 24-hour window. Predictions were generated daily at 4 a.m., beginning on participants’ second study day and continuing for up to 3 months. Participants reported the date and hour of the start and end time of any alcohol use on the first item of the EMA. Participants demonstrated good adherence to our 4X daily EMA protocol (mean adherence = 78%) and provided at least one EMA on 95% of study days. Prediction windows were labeled as lapse if any alcohol use was reported in the 24-hour window. In total, there were 11,507 labeled prediction windows across all participants. Positive lapse labels were underrepresented (7.5%; 861/11,507).</w:t>
-      </w:r>
-    </w:p>
-    <w:bookmarkEnd w:id="16"/>
-    <w:bookmarkStart w:id="19" w:name="feature-engineering"/>
+    <w:bookmarkStart w:id="18" w:name="feature-engineering"/>
     <w:p>
       <w:pPr>
         <w:pStyle w:val="Heading3"/>
@@ -558,7 +626,18 @@
         <w:t xml:space="preserve"> </w:t>
       </w:r>
       <w:r>
-        <w:t xml:space="preserve">details the raw predictors, feature sets, feature engineering procedures, scoring epochs, and number of features. If no data was observed during a feature scoring epoch that feature was scored 0, thus there was no missing data across features. Other feature engineering steps performed during cross-validation included standardizing all features and removing zero and near-zero variance features as determined from held-in data.</w:t>
+        <w:t xml:space="preserve">details the raw predictors, feature sets, feature engineering procedures, scoring epochs, and number of features. If no data was observed during a feature scoring epoch that feature was scored 0, thus there was no missing data across features. Other feature engineering steps performed during cross-validation included standardizing all features and removing zero and near-zero variance features as determined from held-in data (code for our full data pre-processing pipeline is available on our OSF page [(</w:t>
+      </w:r>
+      <w:hyperlink r:id="rId11">
+        <w:r>
+          <w:rPr>
+            <w:rStyle w:val="Hyperlink"/>
+          </w:rPr>
+          <w:t xml:space="preserve">https://osf.io/wgpz9/</w:t>
+        </w:r>
+      </w:hyperlink>
+      <w:r>
+        <w:t xml:space="preserve">]).</w:t>
       </w:r>
     </w:p>
     <w:tbl>
@@ -574,7 +653,7 @@
       <w:tr>
         <w:tc>
           <w:tcPr/>
-          <w:bookmarkStart w:id="17" w:name="tbl-1"/>
+          <w:bookmarkStart w:id="16" w:name="tbl-1"/>
           <w:tbl>
             <w:tblPr>
               <w:tblStyle w:val="Table"/>
@@ -3278,7 +3357,7 @@
                     <w:t xml:space="preserve"> </w:t>
                   </w:r>
                   <w:r>
-                    <w:t xml:space="preserve">Cellular communication features were scored over two feature scoring epochs (24 and 168 hours before the start of the prediction window). Within each feature scoring epoch we calculated two types of features: raw and difference features. Raw features represent the raw feature value calculated within a scoring epoch (e.g., the rate count of text messages during the 24 hours immediately preceding the start of the prediction window). Difference features capture participant-level changes from their baseline scores (e.g., the participant’s average rate count of text messages across all time on study subtracted from the rate count in the preceding 24 hours).</w:t>
+                    <w:t xml:space="preserve">Cellular communication features were scored over two feature scoring epochs (24 hours and 1 week before the start of the prediction window). Within each feature scoring epoch we calculated two types of features: raw and difference features. Raw features represent the raw feature value calculated within a scoring epoch (e.g., the rate count of text messages during the 24 hours immediately preceding the start of the prediction window). Difference features capture participant-level changes from their baseline scores (e.g., the participant’s average rate count of text messages across all time on study subtracted from the rate count in the preceding 24 hours).</w:t>
                   </w:r>
                 </w:p>
               </w:tc>
@@ -3337,7 +3416,7 @@
               <w:t xml:space="preserve">Table 1: Raw Predictors, Response Options, Feature Engineering Methods, Feature Scoring Epochs and Total Number of Features for each feature set.</w:t>
             </w:r>
           </w:p>
-          <w:bookmarkEnd w:id="17"/>
+          <w:bookmarkEnd w:id="16"/>
         </w:tc>
       </w:tr>
     </w:tbl>
@@ -3357,7 +3436,7 @@
         </w:rPr>
         <w:t xml:space="preserve"> </w:t>
       </w:r>
-      <w:hyperlink r:id="rId18">
+      <w:hyperlink r:id="rId17">
         <w:r>
           <w:rPr>
             <w:rStyle w:val="Hyperlink"/>
@@ -3367,14 +3446,48 @@
         </w:r>
       </w:hyperlink>
     </w:p>
+    <w:bookmarkEnd w:id="18"/>
+    <w:bookmarkStart w:id="19" w:name="model-selection"/>
+    <w:p>
+      <w:pPr>
+        <w:pStyle w:val="Heading3"/>
+      </w:pPr>
+      <w:r>
+        <w:t xml:space="preserve">Model Selection</w:t>
+      </w:r>
+    </w:p>
+    <w:p>
+      <w:pPr>
+        <w:pStyle w:val="FirstParagraph"/>
+      </w:pPr>
+      <w:r>
+        <w:t xml:space="preserve">We included three candidate statistical algorithms in our model configurations: elastic net, random forest, and XGBoost. These algorithms differ in key ways related to flexibility, complexity, and their ability to accommodate non-linear and interactive relationships between features and lapse probability. Random forest and XGBoost algorithms can natively handle interactions, whereas elastic net assumes an additive data generating process. Thus, if true interactions exist between features, we would expect one of these tree-based methods to yield the best performance. However, if relationships are primarily additive, elastic net may perform better. Model configurations also differed on outcome resampling method (i.e., up-sampling and down-sampling of the outcome at ratios ranging from 5:1 to 1:1), hyperparameter values, and feature set.</w:t>
+      </w:r>
+    </w:p>
+    <w:p>
+      <w:pPr>
+        <w:pStyle w:val="BodyText"/>
+      </w:pPr>
+      <w:r>
+        <w:t xml:space="preserve">We selected three final models. We selected the best performing full model that included all four feature sets (cellular communications, demographics, alcohol use characteristics, and psychiatric/personality characteristics). Because our feature set of interest was cellular communications we only selected configurations that retained this feature set. We selected the best performing baseline model that included our three baseline feature sets (demographics, alcohol use characteristics, and psychiatric/personality characteristics) to assess the incremental predictive value of cellular communication beyond these baseline measures. Finally, we selected the best performing cellular communication model that included only the cellular communication feature set to evaluate the predictive signal captured in these features.</w:t>
+      </w:r>
+    </w:p>
+    <w:p>
+      <w:pPr>
+        <w:pStyle w:val="BodyText"/>
+      </w:pPr>
+      <w:r>
+        <w:t xml:space="preserve">The best configuration for each of these models was selected using 6 repeats of 5-fold cross-validation. Participants were grouped so that all of their data were always in the held-in or held-out fold for a split, but never in both. Our performance metric was area under the receiver operating curve (auROC). Folds were stratified so that all folds contained comparable proportions of individuals who lapsed frequently (i.e., 10+ times).</w:t>
+      </w:r>
+    </w:p>
     <w:bookmarkEnd w:id="19"/>
-    <w:bookmarkStart w:id="20" w:name="model-selection"/>
+    <w:bookmarkStart w:id="20" w:name="model-evaluation"/>
     <w:p>
       <w:pPr>
         <w:pStyle w:val="Heading3"/>
       </w:pPr>
       <w:r>
-        <w:t xml:space="preserve">Model Selection</w:t>
+        <w:t xml:space="preserve">Model Evaluation</w:t>
       </w:r>
     </w:p>
     <w:p>
@@ -3382,7 +3495,7 @@
         <w:pStyle w:val="FirstParagraph"/>
       </w:pPr>
       <w:r>
-        <w:t xml:space="preserve">We included three candidate statistical algorithms in our model configurations: elastic net, random forest, and XGBoost. These algorithms differ in key ways related to flexibility, complexity, and their ability to accommodate non-linear and interactive relationships between features and lapse probability. Random forest and XGBoost algorithms can natively handle interactions, whereas elastic net assumes an additive data generating process. Thus, if true interactions exist between features, we would expect one of these tree-based methods to yield the best performance. However, if relationships are primarily additive, elastic net may perform better. Model configurations also differed on outcome resampling method (i.e., up-sampling and down-sampling of the outcome at ratios ranging from 5:1 to 1:1), hyperparameter values, and feature set.</w:t>
+        <w:t xml:space="preserve">We evaluated model performance for our three final models (full model, baseline model, cellular communication model) using a Bayesian hierarchical generalized linear model. Posterior distributions with 95% credible intervals (CI) were estimated from the 30 held-out folds using weakly informative, data-dependent priors to regularize and reduce overfitting: Residual SD ~ normal(0, exp(2)); intercept (centered predictors) ~ normal(2.3, 1.3); window-width contrasts ~ normal(0, 2.69); covariance ~ decov(1,1,1,1). Random intercepts were included for repeat and fold (nested within repeat). auROCs were logit-transformed and regressed on model type to estimate the probability that model performances differed systematically. We reported the median posterior auROC and 95% CI for each model. We also specified two sets of contrasts for model comparisons: full model vs. baseline model and cellular communication model vs. a hypothetical model performing at chance (i.e., where auROC’s are 0.5 in all 30 test sets).</w:t>
       </w:r>
     </w:p>
     <w:p>
@@ -3390,50 +3503,13 @@
         <w:pStyle w:val="BodyText"/>
       </w:pPr>
       <w:r>
-        <w:t xml:space="preserve">We selected three final models. We selected the best performing full model that included all four feature sets (cellular communications, demographics, alcohol use characteristics, and psychiatric/personality characteristics). Because our feature set of interest was cellular communications we only selected configurations that retained this feature set. We selected the best performing baseline model that included our three baseline feature sets (demographics, alcohol use characteristics, and psychiatric/personality characteristics) to assess the incremental predictive value of cellular communication beyond these baseline measures. Finally, we selected the best performing cellular communication model that included only the cellular communication feature set to evaluate the predictive signal captured in these features.</w:t>
-      </w:r>
-    </w:p>
-    <w:p>
-      <w:pPr>
-        <w:pStyle w:val="BodyText"/>
-      </w:pPr>
-      <w:r>
-        <w:t xml:space="preserve">The best configuration for each of these models was selected using 6 repeats of 5-fold cross-validation. Participants were grouped so that all of their data were always in the held-in or held-out fold for a split, but never in both. Our performance metric was area under the receiver operating curve (auROC). Folds were stratified so that all folds contained comparable proportions of individuals who lapsed frequently (i.e., 10+ times).</w:t>
+        <w:t xml:space="preserve">We refit our full and cellular communication models on the entire data set to identify the most important features. We quantified feature importance by examining the retained features (i.e., coefficient value &gt; 0) in our final elastic net model and ordering them by absolute coefficient value. These values provide an estimate of the direction and magnitude of association between each predictor and the outcome, conditional on the other features retained. We plotted coefficients for both models to visualize whether descriptive differences in retained cellular communication features existed when controlling for other baseline features compared to not controlling for baseline features.</w:t>
       </w:r>
     </w:p>
     <w:bookmarkEnd w:id="20"/>
-    <w:bookmarkStart w:id="21" w:name="model-evaluation"/>
-    <w:p>
-      <w:pPr>
-        <w:pStyle w:val="Heading3"/>
-      </w:pPr>
-      <w:r>
-        <w:t xml:space="preserve">Model Evaluation</w:t>
-      </w:r>
-    </w:p>
-    <w:p>
-      <w:pPr>
-        <w:pStyle w:val="FirstParagraph"/>
-      </w:pPr>
-      <w:r>
-        <w:t xml:space="preserve">We evaluated model performance for our three final models (full model, baseline model, cellular communication model) using a Bayesian hierarchical generalized linear model. Posterior distributions with 95% credible intervals (CI) were estimated from the 30 held-out folds using weakly informative, data-dependent priors to regularize and reduce overfitting: Residual SD ~ normal(0, exp(2)); intercept (centered predictors) ~ normal(2.3, 1.3); window-width contrasts ~ normal(0, 2.69); covariance ~ decov(1,1,1,1). Random intercepts were included for repeat and fold (nested within repeat). auROCs were logit-transformed and regressed on model type to estimate the probability that model performances differed systematically.</w:t>
-      </w:r>
-      <w:r>
-        <w:t xml:space="preserve"> </w:t>
-      </w:r>
-    </w:p>
-    <w:p>
-      <w:pPr>
-        <w:pStyle w:val="BodyText"/>
-      </w:pPr>
-      <w:r>
-        <w:t xml:space="preserve">We refit our full and cellular communication model on the entire data set to identify the most important features. We quantified feature importance by examining the retained features (i.e., coefficient value &gt; 0) in our final elastic net model and ordering them by absolute coefficient value. These values provide an estimate of the direction and magnitude of association between each predictor and the outcome, conditional on the other features retained. We plotted coefficients for both models to visualize whether descriptive differences in retained cellular communication features existed when controlling for other baseline features compared to not controlling for baseline features.</w:t>
-      </w:r>
-    </w:p>
     <w:bookmarkEnd w:id="21"/>
     <w:bookmarkEnd w:id="22"/>
-    <w:bookmarkEnd w:id="23"/>
-    <w:bookmarkStart w:id="34" w:name="results"/>
+    <w:bookmarkStart w:id="33" w:name="results"/>
     <w:p>
       <w:pPr>
         <w:pStyle w:val="Heading1"/>
@@ -3442,7 +3518,7 @@
         <w:t xml:space="preserve">Results</w:t>
       </w:r>
     </w:p>
-    <w:bookmarkStart w:id="26" w:name="participants"/>
+    <w:bookmarkStart w:id="25" w:name="participants"/>
     <w:p>
       <w:pPr>
         <w:pStyle w:val="Heading2"/>
@@ -3489,7 +3565,7 @@
       <w:tr>
         <w:tc>
           <w:tcPr/>
-          <w:bookmarkStart w:id="24" w:name="tbl-2"/>
+          <w:bookmarkStart w:id="23" w:name="tbl-2"/>
           <w:tbl>
             <w:tblPr>
               <w:tblStyle w:val="Table"/>
@@ -6151,7 +6227,7 @@
               <w:t xml:space="preserve">Table 2: Demographic Characterization</w:t>
             </w:r>
           </w:p>
-          <w:bookmarkEnd w:id="24"/>
+          <w:bookmarkEnd w:id="23"/>
         </w:tc>
       </w:tr>
     </w:tbl>
@@ -6171,7 +6247,7 @@
         </w:rPr>
         <w:t xml:space="preserve"> </w:t>
       </w:r>
-      <w:hyperlink r:id="rId25">
+      <w:hyperlink r:id="rId24">
         <w:r>
           <w:rPr>
             <w:rStyle w:val="Hyperlink"/>
@@ -6181,14 +6257,32 @@
         </w:r>
       </w:hyperlink>
     </w:p>
+    <w:bookmarkEnd w:id="25"/>
+    <w:bookmarkStart w:id="26" w:name="communications"/>
+    <w:p>
+      <w:pPr>
+        <w:pStyle w:val="Heading2"/>
+      </w:pPr>
+      <w:r>
+        <w:t xml:space="preserve">Communications</w:t>
+      </w:r>
+    </w:p>
+    <w:p>
+      <w:pPr>
+        <w:pStyle w:val="FirstParagraph"/>
+      </w:pPr>
+      <w:r>
+        <w:t xml:space="preserve">Participants had an average of 26 important contacts (range 2-113) that were contextualized with self-report information. We obtained a total of 375,912 contextualized communications across participants. Participants had, on average, 2,610 contextualized communications (range = 109-14,225) averaging to about 33 communications per day (range 3-278).</w:t>
+      </w:r>
+    </w:p>
     <w:bookmarkEnd w:id="26"/>
-    <w:bookmarkStart w:id="27" w:name="communications"/>
+    <w:bookmarkStart w:id="32" w:name="model-evaluation-1"/>
     <w:p>
       <w:pPr>
         <w:pStyle w:val="Heading2"/>
       </w:pPr>
       <w:r>
-        <w:t xml:space="preserve">Communications</w:t>
+        <w:t xml:space="preserve">Model Evaluation</w:t>
       </w:r>
     </w:p>
     <w:p>
@@ -6196,25 +6290,7 @@
         <w:pStyle w:val="FirstParagraph"/>
       </w:pPr>
       <w:r>
-        <w:t xml:space="preserve">Participants had an average of 26 important contacts (range 2-113) that were contextualized with self-report information. We obtained a total of 375,912 contextualized communications across participants. Participants had, on average, 2,610 contextualized communications (range = 109-14,225) averaging to about 33 communications per day (range 3-278).</w:t>
-      </w:r>
-    </w:p>
-    <w:bookmarkEnd w:id="27"/>
-    <w:bookmarkStart w:id="33" w:name="model-evaluation-1"/>
-    <w:p>
-      <w:pPr>
-        <w:pStyle w:val="Heading2"/>
-      </w:pPr>
-      <w:r>
-        <w:t xml:space="preserve">Model Evaluation</w:t>
-      </w:r>
-    </w:p>
-    <w:p>
-      <w:pPr>
-        <w:pStyle w:val="FirstParagraph"/>
-      </w:pPr>
-      <w:r>
-        <w:t xml:space="preserve">The median posterior auROC for the best performing full model was 0.67, 95% CI [0.64, 0.71]. The final model fit on the full data set retained 10 features (left panel of</w:t>
+        <w:t xml:space="preserve">The median posterior auROC for the best performing full model was 0.67, 95% CI [0.64, 0.7]. The final model fit on the full data set retained 10 features (left panel of</w:t>
       </w:r>
       <w:r>
         <w:t xml:space="preserve"> </w:t>
@@ -6236,7 +6312,7 @@
         <w:pStyle w:val="BodyText"/>
       </w:pPr>
       <w:r>
-        <w:t xml:space="preserve">We conducted a model comparison between the full model and a model that only considered baseline measures (alcohol use characteristics, demographics, and psychiatric and personality characteristics) to assess the incremental predictive value of cellular communication features beyond these baseline measures. The baseline model achieved slightly higher performance compared to the full model (median auROC = 0.69, 95% CI [0.65, 0.72]). However, this median difference in auROC was only .01 and the bayesian model comparison showed weak evidence (73% probability) that the baseline model performed better than the full model.</w:t>
+        <w:t xml:space="preserve">We conducted a model comparison between the full model and a model that only considered baseline measures (alcohol use characteristics, demographics, and psychiatric and personality characteristics) to assess the incremental predictive value of cellular communication features beyond these baseline measures. The baseline model achieved slightly higher performance compared to the full model (median auROC = 0.69, 95% CI [0.66, 0.71]). However, this median difference in auROC was only .01 and the bayesian model comparison showed weak evidence (73% probability) that the baseline model performed better than the full model.</w:t>
       </w:r>
     </w:p>
     <w:p>
@@ -6244,13 +6320,7 @@
         <w:pStyle w:val="BodyText"/>
       </w:pPr>
       <w:r>
-        <w:t xml:space="preserve">Finally, our best performing model that included only cellular communication features achieved a median auROC of 0.59. The 95% CI ([0.55, 0.62]) did not contain .5, providing evidence that the model is capturing some signal in the data.</w:t>
-      </w:r>
-      <w:r>
-        <w:t xml:space="preserve"> </w:t>
-      </w:r>
-      <w:r>
-        <w:t xml:space="preserve">To better understand which features are capturing this signal, we examined the retained features in the best cellular communication model fit on the full data set. This model retained four features: frequency of communications with friends, people unaware of the individual’s recovery goals, drinkers, and non-drinkers. These four features were also retained in the full model. In the right panel of</w:t>
+        <w:t xml:space="preserve">Finally, our best performing model that included only cellular communication features achieved a median auROC of 0.59. The 95% CI ([0.55, 0.62]) did not contain .5. There was strong evidence that this model is performing above chance performance (100% probability) and thus capturing some signal in the data. To better understand which features are capturing this signal, we examined the retained features in the best cellular communication model fit on the full data set. This model retained four features: frequency of communications with friends, people unaware of the individual’s recovery goals, drinkers, and non-drinkers. These four features were also retained in the full model. In the right panel of</w:t>
       </w:r>
       <w:r>
         <w:t xml:space="preserve"> </w:t>
@@ -6283,7 +6353,7 @@
       <w:tr>
         <w:tc>
           <w:tcPr/>
-          <w:bookmarkStart w:id="31" w:name="fig-1"/>
+          <w:bookmarkStart w:id="30" w:name="fig-1"/>
           <w:p>
             <w:pPr>
               <w:pStyle w:val="Compact"/>
@@ -6294,18 +6364,18 @@
                 <wp:inline>
                   <wp:extent cx="5334000" cy="3333749"/>
                   <wp:effectExtent b="0" l="0" r="0" t="0"/>
-                  <wp:docPr descr="" title="" id="29" name="Picture"/>
+                  <wp:docPr descr="" title="" id="28" name="Picture"/>
                   <a:graphic>
                     <a:graphicData uri="http://schemas.openxmlformats.org/drawingml/2006/picture">
                       <pic:pic>
                         <pic:nvPicPr>
-                          <pic:cNvPr descr="index_files/figure-docx/notebooks-mak_figures-fig-1-output-1.png" id="30" name="Picture"/>
+                          <pic:cNvPr descr="index_files/figure-docx/notebooks-mak_figures-fig-1-output-1.png" id="29" name="Picture"/>
                           <pic:cNvPicPr>
                             <a:picLocks noChangeArrowheads="1" noChangeAspect="1"/>
                           </pic:cNvPicPr>
                         </pic:nvPicPr>
                         <pic:blipFill>
-                          <a:blip r:embed="rId28"/>
+                          <a:blip r:embed="rId27"/>
                           <a:stretch>
                             <a:fillRect/>
                           </a:stretch>
@@ -6345,7 +6415,7 @@
               <w:t xml:space="preserve">Figure 1: Global feature importance (elastic net coefficient) for the full and cellular communicatioin models. Features are ordered by absolute coefficient value. Bars with positive coefficient values (in blue) represent features that, on average, lower lapse risk. Bars with negative coefficient values (in salmon) represent features that, on average, increase risk. Alcohol use features were collected via self-report measures at baseline. Communication features were engineered from the contextualized cellular communications.</w:t>
             </w:r>
           </w:p>
-          <w:bookmarkEnd w:id="31"/>
+          <w:bookmarkEnd w:id="30"/>
         </w:tc>
       </w:tr>
     </w:tbl>
@@ -6365,7 +6435,7 @@
         </w:rPr>
         <w:t xml:space="preserve"> </w:t>
       </w:r>
-      <w:hyperlink r:id="rId32">
+      <w:hyperlink r:id="rId31">
         <w:r>
           <w:rPr>
             <w:rStyle w:val="Hyperlink"/>
@@ -6375,15 +6445,98 @@
         </w:r>
       </w:hyperlink>
     </w:p>
+    <w:bookmarkEnd w:id="32"/>
     <w:bookmarkEnd w:id="33"/>
+    <w:bookmarkStart w:id="34" w:name="discussion"/>
+    <w:p>
+      <w:pPr>
+        <w:pStyle w:val="Heading1"/>
+      </w:pPr>
+      <w:r>
+        <w:t xml:space="preserve">Discussion</w:t>
+      </w:r>
+    </w:p>
+    <w:p>
+      <w:pPr>
+        <w:pStyle w:val="FirstParagraph"/>
+      </w:pPr>
+      <w:r>
+        <w:t xml:space="preserve">Our model achieved fair performance, with an auROC of 0.67, indicating that some predictive signal was present. However, it did not offer incremental value beyond a baseline model that included only baseline self-report measures. Consistent with this, the four most important predictors in our model were all self-report variables: abstinence confidence, abstinence goal, negative affect efficacy, and craving.</w:t>
+      </w:r>
+    </w:p>
+    <w:p>
+      <w:pPr>
+        <w:pStyle w:val="BodyText"/>
+      </w:pPr>
+      <w:r>
+        <w:t xml:space="preserve">Nonetheless, several communication features were retained in the final model with moderately sized coefficients. These included communications with people unaware of the participant’s recovery status, non-drinkers, friends, and individuals who were unpleasant to interact with. In contrast, raw counts of calls and text messages and call durations were not retained in the final model. This implies that the quantity of communication may be less informative than the quality and social significance. Future research may benefit from collecting richer contextual data about communication contacts to better understand the social dynamics contributing to lapse risk.</w:t>
+      </w:r>
+    </w:p>
+    <w:p>
+      <w:pPr>
+        <w:pStyle w:val="BodyText"/>
+      </w:pPr>
+      <w:r>
+        <w:t xml:space="preserve">Even with highly contextualized communication data, however, prediction may be limited by data sparsity. Many participants had few daily communications, and some had extended periods with no recorded interactions at all. Our study design may have further contributed to this limitation. We collected only phone and SMS text communications through the native smartphone app. In recent years, many individuals use private messaging apps (e.g., WhatsApp, Signal) or social media platforms (e.g., Facebook Messenger, Instagram) as their primary communication method</w:t>
+      </w:r>
+      <w:r>
+        <w:t xml:space="preserve"> </w:t>
+      </w:r>
+      <w:r>
+        <w:t xml:space="preserve">[41]</w:t>
+      </w:r>
+      <w:r>
+        <w:t xml:space="preserve">. Therefore, our dataset likely missed a substantial portion of participants’ communications. Future studies could explore whether incorporating communication data from additional platforms yields stronger predictive signal. However, even with improved data collection methods, sparsity may remain a challenge, as some people may simply not communicate frequently with others and others use services (e.g., Snapchat) that automatically delete messages.</w:t>
+      </w:r>
+    </w:p>
+    <w:p>
+      <w:pPr>
+        <w:pStyle w:val="BodyText"/>
+      </w:pPr>
+      <w:r>
+        <w:t xml:space="preserve">We cannot entirely dismiss the potential value of cellular communication data for risk prediction. For example, researchers have successfully incorporated communication data into models with other sensing data (e.g., accelerometer, geolocation, and device usage) to detect current</w:t>
+      </w:r>
+      <w:r>
+        <w:t xml:space="preserve"> </w:t>
+      </w:r>
+      <w:r>
+        <w:t xml:space="preserve">[42]</w:t>
+      </w:r>
+      <w:r>
+        <w:t xml:space="preserve"> </w:t>
+      </w:r>
+      <w:r>
+        <w:t xml:space="preserve">and predict future</w:t>
+      </w:r>
+      <w:r>
+        <w:t xml:space="preserve"> </w:t>
+      </w:r>
+      <w:r>
+        <w:t xml:space="preserve">[43]</w:t>
+      </w:r>
+      <w:r>
+        <w:t xml:space="preserve"> </w:t>
+      </w:r>
+      <w:r>
+        <w:t xml:space="preserve">heavy drinking episondes in non-treatment seeking young adult populations. It is possible that in certain populations cellular communications may hold more signal. Young adults may have more frequent communication reducing sparsity concerns. Additionally, non-treatment seeking populations may be less likely to sensor their data (i.e., deleting communications) when the drinking behavior is not at odds with their goals and/or values. However, even in these instances, the unique contribution of cellular communications beyond other sensing methods is unclear. Some communication features, such as outgoing call duration and the number of outgoing calls emerged in the top 20 important features for detecting current drinking episodes. Conversely, when predicting future drinking episodes, no communication features appeared in the top 20. Other sensing methods, like geolocation and accelerometer data, appeared to be more robustly important for both detection and prediction.</w:t>
+      </w:r>
+    </w:p>
+    <w:p>
+      <w:pPr>
+        <w:pStyle w:val="BodyText"/>
+      </w:pPr>
+      <w:r>
+        <w:t xml:space="preserve">Other practical challenges in collecting call and text message data further limit the feasibility of this sensing method. For example, we obtained participants’ cellular communication data by downloading backups of their communication logs in person during their monthly follow-up visits. It is possible to collect cellular communication data in real time using apps installed on Android devices. However, Apple heavily restricts apps in its app store from accessing call and text message data, making real-time sensing of communications challenging (if not impossible) for IOS users. We conclude that other forms of social interaction characterization (e.g., engineering time spent with supportive contacts from geolocation data) are more worthwhile to pursue in future research.</w:t>
+      </w:r>
+    </w:p>
     <w:bookmarkEnd w:id="34"/>
-    <w:bookmarkStart w:id="35" w:name="discussion"/>
+    <w:bookmarkStart w:id="35" w:name="acknowledgments"/>
     <w:p>
       <w:pPr>
         <w:pStyle w:val="Heading1"/>
       </w:pPr>
       <w:r>
-        <w:t xml:space="preserve">Discussion</w:t>
+        <w:t xml:space="preserve">Acknowledgments</w:t>
       </w:r>
     </w:p>
     <w:p>
@@ -6391,82 +6544,17 @@
         <w:pStyle w:val="FirstParagraph"/>
       </w:pPr>
       <w:r>
-        <w:t xml:space="preserve">Our model achieved fair performance, with an auROC of 0.67, indicating that some predictive signal was present. However, it did not offer incremental value beyond a baseline model that included only baseline self-report measures. Consistent with this, the four most important predictors in our model were all self-report variables: abstinence confidence, abstinence goal, negative affect efficacy, and craving.</w:t>
-      </w:r>
-    </w:p>
-    <w:p>
-      <w:pPr>
-        <w:pStyle w:val="BodyText"/>
-      </w:pPr>
-      <w:r>
-        <w:t xml:space="preserve">Nonetheless, several communication features were retained in the final model with moderately sized coefficients. These included communications with people unaware of the participant’s recovery status, non-drinkers, friends, and individuals who were unpleasant to interact with. In contrast, raw counts of calls and text messages and call durations were not retained in the final model. This implies that the quantity of communication may be less informative than the quality and social significance. Future research may benefit from collecting richer contextual data about communication contacts to better understand the social dynamics contributing to lapse risk.</w:t>
-      </w:r>
-    </w:p>
-    <w:p>
-      <w:pPr>
-        <w:pStyle w:val="BodyText"/>
-      </w:pPr>
-      <w:r>
-        <w:t xml:space="preserve">Even with highly contextualized communication data, however, prediction may be limited by data sparsity. Many participants had few daily communications, and some had extended periods with no recorded interactions at all. Our study design may have further contributed to this limitation. We collected only phone and SMS text communications through the native smartphone app. In recent years, many individuals use private messaging apps (e.g., WhatsApp, Signal) or social media platforms (e.g., Facebook Messenger, Instagram) as their primary communication method</w:t>
-      </w:r>
-      <w:r>
-        <w:t xml:space="preserve"> </w:t>
-      </w:r>
-      <w:r>
-        <w:t xml:space="preserve">[21]</w:t>
-      </w:r>
-      <w:r>
-        <w:t xml:space="preserve">. Therefore, our dataset likely missed a substantial portion of participants’ communications. Future studies could explore whether incorporating communication data from additional platforms yields stronger predictive signal. However, even with improved data collection methods, sparsity may remain a challenge, as some people may simply not communicate frequently with others and others use services (e.g., Snapchat) that automatically delete messages.</w:t>
-      </w:r>
-    </w:p>
-    <w:p>
-      <w:pPr>
-        <w:pStyle w:val="BodyText"/>
-      </w:pPr>
-      <w:r>
-        <w:t xml:space="preserve">We cannot entirely dismiss the potential value of cellular communication data for risk prediction. For example, researchers have successfully incorporated communication data into models with other sensing data (e.g., accelerometer, geolocation, and device usage) to detect current</w:t>
-      </w:r>
-      <w:r>
-        <w:t xml:space="preserve"> </w:t>
-      </w:r>
-      <w:r>
-        <w:t xml:space="preserve">[22]</w:t>
-      </w:r>
-      <w:r>
-        <w:t xml:space="preserve"> </w:t>
-      </w:r>
-      <w:r>
-        <w:t xml:space="preserve">and predict future</w:t>
-      </w:r>
-      <w:r>
-        <w:t xml:space="preserve"> </w:t>
-      </w:r>
-      <w:r>
-        <w:t xml:space="preserve">[23]</w:t>
-      </w:r>
-      <w:r>
-        <w:t xml:space="preserve"> </w:t>
-      </w:r>
-      <w:r>
-        <w:t xml:space="preserve">heavy drinking episondes in non-treatment seeking young adult populations. It is possible that in certain populations cellular communications may hold more signal. Young adults may have more frequent communication reducing sparsity concerns. Additionally, non-treatment seeking populations may be less likely to sensor their data (i.e., deleting communications) when the drinking behavior is not at odds with their goals and/or values. However, even in these instances, the unique contribution of cellular communications beyond other sensing methods is unclear. Some communication features, such as outgoing call duration and the number of outgoing calls emerged in the top 20 important features for detecting current drinking episodes. Conversely, when predicting future drinking episodes, no communication features appeared in the top 20. Other sensing methods, like geolocation and accelerometer data, appeared to be more robustly important for both detection and prediction.</w:t>
-      </w:r>
-    </w:p>
-    <w:p>
-      <w:pPr>
-        <w:pStyle w:val="BodyText"/>
-      </w:pPr>
-      <w:r>
-        <w:t xml:space="preserve">Other practical challenges in collecting call and text message data further limit the feasibility of this sensing method. For example, we obtained participants’ cellular communication data by downloading backups of their communication logs in person during their monthly follow-up visits. It is possible to collect cellular communication data in real time using apps installed on Android devices. However, Apple heavily restricts apps in its app store from accessing call and text message data, making real-time sensing of communications challenging (if not impossible) for IOS users. We conclude that other forms of social interaction characterization (e.g., engineering time spent with supportive contacts from geolocation data) are more worthwhile to pursue in future research.</w:t>
+        <w:t xml:space="preserve">The authors wish to thank Susan E. Wanta for her role as the project administrator.</w:t>
       </w:r>
     </w:p>
     <w:bookmarkEnd w:id="35"/>
-    <w:bookmarkStart w:id="36" w:name="acknowledgments"/>
+    <w:bookmarkStart w:id="36" w:name="author-contributions"/>
     <w:p>
       <w:pPr>
         <w:pStyle w:val="Heading1"/>
       </w:pPr>
       <w:r>
-        <w:t xml:space="preserve">Acknowledgments</w:t>
+        <w:t xml:space="preserve">Author Contributions</w:t>
       </w:r>
     </w:p>
     <w:p>
@@ -6474,17 +6562,17 @@
         <w:pStyle w:val="FirstParagraph"/>
       </w:pPr>
       <w:r>
-        <w:t xml:space="preserve">The authors wish to thank Susan E. Wanta for her role as the project administrator.</w:t>
+        <w:t xml:space="preserve">KW contributed to conceptualization, data curation, formal analysis, methodology, visualization, writing – original draft, and writing - review and editing. CY contributed to conceptualization, data curation, methodology, writing - original draft. JJC contributed to conceptualization, data curation, methadology, writing – review and editing, supervision of analysis, funding acquisition.</w:t>
       </w:r>
     </w:p>
     <w:bookmarkEnd w:id="36"/>
-    <w:bookmarkStart w:id="37" w:name="author-contributions"/>
+    <w:bookmarkStart w:id="37" w:name="declaration-of-conflicting-interest"/>
     <w:p>
       <w:pPr>
         <w:pStyle w:val="Heading1"/>
       </w:pPr>
       <w:r>
-        <w:t xml:space="preserve">Author Contributions</w:t>
+        <w:t xml:space="preserve">Declaration of Conflicting Interest</w:t>
       </w:r>
     </w:p>
     <w:p>
@@ -6492,17 +6580,17 @@
         <w:pStyle w:val="FirstParagraph"/>
       </w:pPr>
       <w:r>
-        <w:t xml:space="preserve">KW contributed to conceptualization, data curation, formal analysis, methodology, visualization, writing – original draft, and writing - review and editing. CY contributed to conceptualization, data curation, methodology, writing - original draft. JJC contributed to conceptualization, data curation, methadology, writing – review and editing, supervision of analysis, funding acquisition.</w:t>
+        <w:t xml:space="preserve">The authors declared no potential conflicts of interest with respect to the research, authorship, and publication of this article.</w:t>
       </w:r>
     </w:p>
     <w:bookmarkEnd w:id="37"/>
-    <w:bookmarkStart w:id="38" w:name="declaration-of-conflicting-interest"/>
+    <w:bookmarkStart w:id="38" w:name="funding"/>
     <w:p>
       <w:pPr>
         <w:pStyle w:val="Heading1"/>
       </w:pPr>
       <w:r>
-        <w:t xml:space="preserve">Declaration of Conflicting Interest</w:t>
+        <w:t xml:space="preserve">Funding</w:t>
       </w:r>
     </w:p>
     <w:p>
@@ -6510,29 +6598,11 @@
         <w:pStyle w:val="FirstParagraph"/>
       </w:pPr>
       <w:r>
-        <w:t xml:space="preserve">The authors declared no potential conflicts of interest with respect to the research, authorship, and publication of this article.</w:t>
+        <w:t xml:space="preserve">The authors disclosed receipt of the following financial support for the research, authorship, and publication of this article: This work was supported by the National Institute on Alcohol Abuse and Alcoholism (NIAAA; grant number R01 AA024391 to John J. Curtin) and the National Institute on Drug Abuse (NIDA; grant number R01 DA047315 to John J. Curtin).</w:t>
       </w:r>
     </w:p>
     <w:bookmarkEnd w:id="38"/>
-    <w:bookmarkStart w:id="39" w:name="funding"/>
-    <w:p>
-      <w:pPr>
-        <w:pStyle w:val="Heading1"/>
-      </w:pPr>
-      <w:r>
-        <w:t xml:space="preserve">Funding</w:t>
-      </w:r>
-    </w:p>
-    <w:p>
-      <w:pPr>
-        <w:pStyle w:val="FirstParagraph"/>
-      </w:pPr>
-      <w:r>
-        <w:t xml:space="preserve">The authors disclosed receipt of the following financial support for the research, authorship, and publication of this article: This work was supported by the National Institute on Alcohol Abuse and Alcoholism (NIAAA; grant number R01 AA024391 to John J. Curtin) and the National Institute on Drug Abuse (NIDA; grant number R01 DA047315 to John J. Curtin).</w:t>
-      </w:r>
-    </w:p>
-    <w:bookmarkEnd w:id="39"/>
-    <w:bookmarkStart w:id="40" w:name="data-availability"/>
+    <w:bookmarkStart w:id="39" w:name="data-availability"/>
     <w:p>
       <w:pPr>
         <w:pStyle w:val="Heading1"/>
@@ -6565,8 +6635,8 @@
         <w:br w:type="page"/>
       </w:r>
     </w:p>
-    <w:bookmarkEnd w:id="40"/>
-    <w:bookmarkStart w:id="82" w:name="references"/>
+    <w:bookmarkEnd w:id="39"/>
+    <w:bookmarkStart w:id="119" w:name="references"/>
     <w:p>
       <w:pPr>
         <w:pStyle w:val="Heading1"/>
@@ -6575,8 +6645,8 @@
         <w:t xml:space="preserve">References</w:t>
       </w:r>
     </w:p>
-    <w:bookmarkStart w:id="81" w:name="refs"/>
-    <w:bookmarkStart w:id="42" w:name="ref-mclellanDrugDependenceChronic2000"/>
+    <w:bookmarkStart w:id="118" w:name="refs"/>
+    <w:bookmarkStart w:id="41" w:name="ref-mclellanDrugDependenceChronic2000"/>
     <w:p>
       <w:pPr>
         <w:pStyle w:val="Bibliography"/>
@@ -6593,7 +6663,7 @@
       <w:r>
         <w:t xml:space="preserve">McLellan AT, Lewis DC, O’Brien CP, Kleber HD. Drug dependence, a chronic medical illness: Implications for treatment, insurance, and outcomes evaluation. JAMA. 2000;284: 1689–1695. doi:</w:t>
       </w:r>
-      <w:hyperlink r:id="rId41">
+      <w:hyperlink r:id="rId40">
         <w:r>
           <w:rPr>
             <w:rStyle w:val="Hyperlink"/>
@@ -6602,8 +6672,8 @@
         </w:r>
       </w:hyperlink>
     </w:p>
-    <w:bookmarkEnd w:id="42"/>
-    <w:bookmarkStart w:id="44" w:name="ref-dennisManagingAddictionChronic2007"/>
+    <w:bookmarkEnd w:id="41"/>
+    <w:bookmarkStart w:id="43" w:name="ref-dennisManagingAddictionChronic2007"/>
     <w:p>
       <w:pPr>
         <w:pStyle w:val="Bibliography"/>
@@ -6623,7 +6693,7 @@
       <w:r>
         <w:t xml:space="preserve"> </w:t>
       </w:r>
-      <w:hyperlink r:id="rId43">
+      <w:hyperlink r:id="rId42">
         <w:r>
           <w:rPr>
             <w:rStyle w:val="Hyperlink"/>
@@ -6674,14 +6744,87 @@
         <w:t xml:space="preserve"> </w:t>
       </w:r>
     </w:p>
+    <w:bookmarkEnd w:id="43"/>
+    <w:bookmarkStart w:id="44" w:name="ref-rounsavilleLapseRelapseChasing2010"/>
+    <w:p>
+      <w:pPr>
+        <w:pStyle w:val="Bibliography"/>
+      </w:pPr>
+      <w:r>
+        <w:t xml:space="preserve">3.</w:t>
+      </w:r>
+      <w:r>
+        <w:t xml:space="preserve"> </w:t>
+      </w:r>
+      <w:r>
+        <w:t xml:space="preserve">	</w:t>
+      </w:r>
+      <w:r>
+        <w:t xml:space="preserve">Rounsaville DB. Lapse,</w:t>
+      </w:r>
+      <w:r>
+        <w:t xml:space="preserve"> </w:t>
+      </w:r>
+      <w:r>
+        <w:t xml:space="preserve">Relapse</w:t>
+      </w:r>
+      <w:r>
+        <w:t xml:space="preserve">, and</w:t>
+      </w:r>
+      <w:r>
+        <w:t xml:space="preserve"> </w:t>
+      </w:r>
+      <w:r>
+        <w:t xml:space="preserve">Chasing</w:t>
+      </w:r>
+      <w:r>
+        <w:t xml:space="preserve"> </w:t>
+      </w:r>
+      <w:r>
+        <w:t xml:space="preserve">the</w:t>
+      </w:r>
+      <w:r>
+        <w:t xml:space="preserve"> </w:t>
+      </w:r>
+      <w:r>
+        <w:t xml:space="preserve">Wagon</w:t>
+      </w:r>
+      <w:r>
+        <w:t xml:space="preserve">:</w:t>
+      </w:r>
+      <w:r>
+        <w:t xml:space="preserve"> </w:t>
+      </w:r>
+      <w:r>
+        <w:t xml:space="preserve">Post-Treatment Drinking</w:t>
+      </w:r>
+      <w:r>
+        <w:t xml:space="preserve"> </w:t>
+      </w:r>
+      <w:r>
+        <w:t xml:space="preserve">and</w:t>
+      </w:r>
+      <w:r>
+        <w:t xml:space="preserve"> </w:t>
+      </w:r>
+      <w:r>
+        <w:t xml:space="preserve">Recovery</w:t>
+      </w:r>
+      <w:r>
+        <w:t xml:space="preserve">. PhD thesis, University of Maryland, Baltimore County. 2010.</w:t>
+      </w:r>
+      <w:r>
+        <w:t xml:space="preserve"> </w:t>
+      </w:r>
+    </w:p>
     <w:bookmarkEnd w:id="44"/>
-    <w:bookmarkStart w:id="45" w:name="ref-rounsavilleLapseRelapseChasing2010"/>
+    <w:bookmarkStart w:id="45" w:name="X0900e084d2d8751b94683f82b04534ea811d54e"/>
     <w:p>
       <w:pPr>
         <w:pStyle w:val="Bibliography"/>
       </w:pPr>
       <w:r>
-        <w:t xml:space="preserve">3.</w:t>
+        <w:t xml:space="preserve">4.</w:t>
       </w:r>
       <w:r>
         <w:t xml:space="preserve"> </w:t>
@@ -6690,7 +6833,156 @@
         <w:t xml:space="preserve">	</w:t>
       </w:r>
       <w:r>
-        <w:t xml:space="preserve">Rounsaville DB. Lapse,</w:t>
+        <w:t xml:space="preserve">Marlatt GA, Gordon JR, editors. Relapse</w:t>
+      </w:r>
+      <w:r>
+        <w:t xml:space="preserve"> </w:t>
+      </w:r>
+      <w:r>
+        <w:t xml:space="preserve">Prevention</w:t>
+      </w:r>
+      <w:r>
+        <w:t xml:space="preserve">:</w:t>
+      </w:r>
+      <w:r>
+        <w:t xml:space="preserve"> </w:t>
+      </w:r>
+      <w:r>
+        <w:t xml:space="preserve">Maintenance Strategies</w:t>
+      </w:r>
+      <w:r>
+        <w:t xml:space="preserve"> </w:t>
+      </w:r>
+      <w:r>
+        <w:t xml:space="preserve">in the</w:t>
+      </w:r>
+      <w:r>
+        <w:t xml:space="preserve"> </w:t>
+      </w:r>
+      <w:r>
+        <w:t xml:space="preserve">Treatment</w:t>
+      </w:r>
+      <w:r>
+        <w:t xml:space="preserve"> </w:t>
+      </w:r>
+      <w:r>
+        <w:t xml:space="preserve">of</w:t>
+      </w:r>
+      <w:r>
+        <w:t xml:space="preserve"> </w:t>
+      </w:r>
+      <w:r>
+        <w:t xml:space="preserve">Addictive Behaviors</w:t>
+      </w:r>
+      <w:r>
+        <w:t xml:space="preserve">. First edition. New York: The Guilford Press; 1985.</w:t>
+      </w:r>
+      <w:r>
+        <w:t xml:space="preserve"> </w:t>
+      </w:r>
+    </w:p>
+    <w:bookmarkEnd w:id="45"/>
+    <w:bookmarkStart w:id="46" w:name="ref-marlattRelapsePreventionSecond2007"/>
+    <w:p>
+      <w:pPr>
+        <w:pStyle w:val="Bibliography"/>
+      </w:pPr>
+      <w:r>
+        <w:t xml:space="preserve">5.</w:t>
+      </w:r>
+      <w:r>
+        <w:t xml:space="preserve"> </w:t>
+      </w:r>
+      <w:r>
+        <w:t xml:space="preserve">	</w:t>
+      </w:r>
+      <w:r>
+        <w:t xml:space="preserve">Marlatt GA, Donovan DM, editors. Relapse</w:t>
+      </w:r>
+      <w:r>
+        <w:t xml:space="preserve"> </w:t>
+      </w:r>
+      <w:r>
+        <w:t xml:space="preserve">Prevention</w:t>
+      </w:r>
+      <w:r>
+        <w:t xml:space="preserve">,</w:t>
+      </w:r>
+      <w:r>
+        <w:t xml:space="preserve"> </w:t>
+      </w:r>
+      <w:r>
+        <w:t xml:space="preserve">Second Edition</w:t>
+      </w:r>
+      <w:r>
+        <w:t xml:space="preserve">:</w:t>
+      </w:r>
+      <w:r>
+        <w:t xml:space="preserve"> </w:t>
+      </w:r>
+      <w:r>
+        <w:t xml:space="preserve">Maintenance Strategies</w:t>
+      </w:r>
+      <w:r>
+        <w:t xml:space="preserve"> </w:t>
+      </w:r>
+      <w:r>
+        <w:t xml:space="preserve">in the</w:t>
+      </w:r>
+      <w:r>
+        <w:t xml:space="preserve"> </w:t>
+      </w:r>
+      <w:r>
+        <w:t xml:space="preserve">Treatment</w:t>
+      </w:r>
+      <w:r>
+        <w:t xml:space="preserve"> </w:t>
+      </w:r>
+      <w:r>
+        <w:t xml:space="preserve">of</w:t>
+      </w:r>
+      <w:r>
+        <w:t xml:space="preserve"> </w:t>
+      </w:r>
+      <w:r>
+        <w:t xml:space="preserve">Addictive Behaviors</w:t>
+      </w:r>
+      <w:r>
+        <w:t xml:space="preserve">. 2nd edition. New York London: The Guilford Press; 2007.</w:t>
+      </w:r>
+      <w:r>
+        <w:t xml:space="preserve"> </w:t>
+      </w:r>
+    </w:p>
+    <w:bookmarkEnd w:id="46"/>
+    <w:bookmarkStart w:id="48" w:name="ref-daleyReducingRiskRelapse2019"/>
+    <w:p>
+      <w:pPr>
+        <w:pStyle w:val="Bibliography"/>
+      </w:pPr>
+      <w:r>
+        <w:t xml:space="preserve">6.</w:t>
+      </w:r>
+      <w:r>
+        <w:t xml:space="preserve"> </w:t>
+      </w:r>
+      <w:r>
+        <w:t xml:space="preserve">	</w:t>
+      </w:r>
+      <w:r>
+        <w:t xml:space="preserve">Daley DC, Douaihy A. Reducing the</w:t>
+      </w:r>
+      <w:r>
+        <w:t xml:space="preserve"> </w:t>
+      </w:r>
+      <w:r>
+        <w:t xml:space="preserve">Risk</w:t>
+      </w:r>
+      <w:r>
+        <w:t xml:space="preserve"> </w:t>
+      </w:r>
+      <w:r>
+        <w:t xml:space="preserve">of</w:t>
       </w:r>
       <w:r>
         <w:t xml:space="preserve"> </w:t>
@@ -6699,25 +6991,13 @@
         <w:t xml:space="preserve">Relapse</w:t>
       </w:r>
       <w:r>
-        <w:t xml:space="preserve">, and</w:t>
-      </w:r>
-      <w:r>
-        <w:t xml:space="preserve"> </w:t>
-      </w:r>
-      <w:r>
-        <w:t xml:space="preserve">Chasing</w:t>
-      </w:r>
-      <w:r>
-        <w:t xml:space="preserve"> </w:t>
-      </w:r>
-      <w:r>
-        <w:t xml:space="preserve">the</w:t>
-      </w:r>
-      <w:r>
-        <w:t xml:space="preserve"> </w:t>
-      </w:r>
-      <w:r>
-        <w:t xml:space="preserve">Wagon</w:t>
+        <w:t xml:space="preserve">. In: Daley DC, Douaihy AB, Daley DC, Douaihy A, editors. Managing</w:t>
+      </w:r>
+      <w:r>
+        <w:t xml:space="preserve"> </w:t>
+      </w:r>
+      <w:r>
+        <w:t xml:space="preserve">Substance Use Disorder</w:t>
       </w:r>
       <w:r>
         <w:t xml:space="preserve">:</w:t>
@@ -6726,222 +7006,12 @@
         <w:t xml:space="preserve"> </w:t>
       </w:r>
       <w:r>
-        <w:t xml:space="preserve">Post-Treatment Drinking</w:t>
-      </w:r>
-      <w:r>
-        <w:t xml:space="preserve"> </w:t>
-      </w:r>
-      <w:r>
-        <w:t xml:space="preserve">and</w:t>
-      </w:r>
-      <w:r>
-        <w:t xml:space="preserve"> </w:t>
-      </w:r>
-      <w:r>
-        <w:t xml:space="preserve">Recovery</w:t>
-      </w:r>
-      <w:r>
-        <w:t xml:space="preserve">. PhD thesis, University of Maryland, Baltimore County. 2010.</w:t>
-      </w:r>
-      <w:r>
-        <w:t xml:space="preserve"> </w:t>
-      </w:r>
-    </w:p>
-    <w:bookmarkEnd w:id="45"/>
-    <w:bookmarkStart w:id="46" w:name="X0900e084d2d8751b94683f82b04534ea811d54e"/>
-    <w:p>
-      <w:pPr>
-        <w:pStyle w:val="Bibliography"/>
-      </w:pPr>
-      <w:r>
-        <w:t xml:space="preserve">4.</w:t>
-      </w:r>
-      <w:r>
-        <w:t xml:space="preserve"> </w:t>
-      </w:r>
-      <w:r>
-        <w:t xml:space="preserve">	</w:t>
-      </w:r>
-      <w:r>
-        <w:t xml:space="preserve">Marlatt GA, Gordon JR, editors. Relapse</w:t>
-      </w:r>
-      <w:r>
-        <w:t xml:space="preserve"> </w:t>
-      </w:r>
-      <w:r>
-        <w:t xml:space="preserve">Prevention</w:t>
-      </w:r>
-      <w:r>
-        <w:t xml:space="preserve">:</w:t>
-      </w:r>
-      <w:r>
-        <w:t xml:space="preserve"> </w:t>
-      </w:r>
-      <w:r>
-        <w:t xml:space="preserve">Maintenance Strategies</w:t>
-      </w:r>
-      <w:r>
-        <w:t xml:space="preserve"> </w:t>
-      </w:r>
-      <w:r>
-        <w:t xml:space="preserve">in the</w:t>
-      </w:r>
-      <w:r>
-        <w:t xml:space="preserve"> </w:t>
-      </w:r>
-      <w:r>
-        <w:t xml:space="preserve">Treatment</w:t>
-      </w:r>
-      <w:r>
-        <w:t xml:space="preserve"> </w:t>
-      </w:r>
-      <w:r>
-        <w:t xml:space="preserve">of</w:t>
-      </w:r>
-      <w:r>
-        <w:t xml:space="preserve"> </w:t>
-      </w:r>
-      <w:r>
-        <w:t xml:space="preserve">Addictive Behaviors</w:t>
-      </w:r>
-      <w:r>
-        <w:t xml:space="preserve">. First edition. New York: The Guilford Press; 1985.</w:t>
-      </w:r>
-      <w:r>
-        <w:t xml:space="preserve"> </w:t>
-      </w:r>
-    </w:p>
-    <w:bookmarkEnd w:id="46"/>
-    <w:bookmarkStart w:id="47" w:name="ref-marlattRelapsePreventionSecond2007"/>
-    <w:p>
-      <w:pPr>
-        <w:pStyle w:val="Bibliography"/>
-      </w:pPr>
-      <w:r>
-        <w:t xml:space="preserve">5.</w:t>
-      </w:r>
-      <w:r>
-        <w:t xml:space="preserve"> </w:t>
-      </w:r>
-      <w:r>
-        <w:t xml:space="preserve">	</w:t>
-      </w:r>
-      <w:r>
-        <w:t xml:space="preserve">Marlatt GA, Donovan DM, editors. Relapse</w:t>
-      </w:r>
-      <w:r>
-        <w:t xml:space="preserve"> </w:t>
-      </w:r>
-      <w:r>
-        <w:t xml:space="preserve">Prevention</w:t>
-      </w:r>
-      <w:r>
-        <w:t xml:space="preserve">,</w:t>
-      </w:r>
-      <w:r>
-        <w:t xml:space="preserve"> </w:t>
-      </w:r>
-      <w:r>
-        <w:t xml:space="preserve">Second Edition</w:t>
-      </w:r>
-      <w:r>
-        <w:t xml:space="preserve">:</w:t>
-      </w:r>
-      <w:r>
-        <w:t xml:space="preserve"> </w:t>
-      </w:r>
-      <w:r>
-        <w:t xml:space="preserve">Maintenance Strategies</w:t>
-      </w:r>
-      <w:r>
-        <w:t xml:space="preserve"> </w:t>
-      </w:r>
-      <w:r>
-        <w:t xml:space="preserve">in the</w:t>
-      </w:r>
-      <w:r>
-        <w:t xml:space="preserve"> </w:t>
-      </w:r>
-      <w:r>
-        <w:t xml:space="preserve">Treatment</w:t>
-      </w:r>
-      <w:r>
-        <w:t xml:space="preserve"> </w:t>
-      </w:r>
-      <w:r>
-        <w:t xml:space="preserve">of</w:t>
-      </w:r>
-      <w:r>
-        <w:t xml:space="preserve"> </w:t>
-      </w:r>
-      <w:r>
-        <w:t xml:space="preserve">Addictive Behaviors</w:t>
-      </w:r>
-      <w:r>
-        <w:t xml:space="preserve">. 2nd edition. New York London: The Guilford Press; 2007.</w:t>
-      </w:r>
-      <w:r>
-        <w:t xml:space="preserve"> </w:t>
-      </w:r>
-    </w:p>
-    <w:bookmarkEnd w:id="47"/>
-    <w:bookmarkStart w:id="49" w:name="ref-daleyReducingRiskRelapse2019"/>
-    <w:p>
-      <w:pPr>
-        <w:pStyle w:val="Bibliography"/>
-      </w:pPr>
-      <w:r>
-        <w:t xml:space="preserve">6.</w:t>
-      </w:r>
-      <w:r>
-        <w:t xml:space="preserve"> </w:t>
-      </w:r>
-      <w:r>
-        <w:t xml:space="preserve">	</w:t>
-      </w:r>
-      <w:r>
-        <w:t xml:space="preserve">Daley DC, Douaihy A. Reducing the</w:t>
-      </w:r>
-      <w:r>
-        <w:t xml:space="preserve"> </w:t>
-      </w:r>
-      <w:r>
-        <w:t xml:space="preserve">Risk</w:t>
-      </w:r>
-      <w:r>
-        <w:t xml:space="preserve"> </w:t>
-      </w:r>
-      <w:r>
-        <w:t xml:space="preserve">of</w:t>
-      </w:r>
-      <w:r>
-        <w:t xml:space="preserve"> </w:t>
-      </w:r>
-      <w:r>
-        <w:t xml:space="preserve">Relapse</w:t>
-      </w:r>
-      <w:r>
-        <w:t xml:space="preserve">. In: Daley DC, Douaihy AB, Daley DC, Douaihy A, editors. Managing</w:t>
-      </w:r>
-      <w:r>
-        <w:t xml:space="preserve"> </w:t>
-      </w:r>
-      <w:r>
-        <w:t xml:space="preserve">Substance Use Disorder</w:t>
-      </w:r>
-      <w:r>
-        <w:t xml:space="preserve">:</w:t>
-      </w:r>
-      <w:r>
-        <w:t xml:space="preserve"> </w:t>
-      </w:r>
-      <w:r>
         <w:t xml:space="preserve">Practitioner Guide</w:t>
       </w:r>
       <w:r>
         <w:t xml:space="preserve">. Oxford University Press; 2019. p. 0. doi:</w:t>
       </w:r>
-      <w:hyperlink r:id="rId48">
+      <w:hyperlink r:id="rId47">
         <w:r>
           <w:rPr>
             <w:rStyle w:val="Hyperlink"/>
@@ -6950,8 +7020,8 @@
         </w:r>
       </w:hyperlink>
     </w:p>
-    <w:bookmarkEnd w:id="49"/>
-    <w:bookmarkStart w:id="51" w:name="ref-clevelandRecoveryRecoveryCapital2021"/>
+    <w:bookmarkEnd w:id="48"/>
+    <w:bookmarkStart w:id="50" w:name="ref-clevelandRecoveryRecoveryCapital2021"/>
     <w:p>
       <w:pPr>
         <w:pStyle w:val="Bibliography"/>
@@ -7055,7 +7125,7 @@
       <w:r>
         <w:t xml:space="preserve">. Cham: Springer International Publishing; 2021. pp. 109–128. doi:</w:t>
       </w:r>
-      <w:hyperlink r:id="rId50">
+      <w:hyperlink r:id="rId49">
         <w:r>
           <w:rPr>
             <w:rStyle w:val="Hyperlink"/>
@@ -7064,8 +7134,8 @@
         </w:r>
       </w:hyperlink>
     </w:p>
-    <w:bookmarkEnd w:id="51"/>
-    <w:bookmarkStart w:id="53" w:name="ref-mohrPersonalSensingUnderstanding2017"/>
+    <w:bookmarkEnd w:id="50"/>
+    <w:bookmarkStart w:id="52" w:name="ref-mohrPersonalSensingUnderstanding2017"/>
     <w:p>
       <w:pPr>
         <w:pStyle w:val="Bibliography"/>
@@ -7112,7 +7182,7 @@
       <w:r>
         <w:t xml:space="preserve">. Annual Review of Clinical Psychology. 2017;13: 23–47. doi:</w:t>
       </w:r>
-      <w:hyperlink r:id="rId52">
+      <w:hyperlink r:id="rId51">
         <w:r>
           <w:rPr>
             <w:rStyle w:val="Hyperlink"/>
@@ -7121,8 +7191,8 @@
         </w:r>
       </w:hyperlink>
     </w:p>
-    <w:bookmarkEnd w:id="53"/>
-    <w:bookmarkStart w:id="55" w:name="ref-chihPredictiveModelingAddiction2014"/>
+    <w:bookmarkEnd w:id="52"/>
+    <w:bookmarkStart w:id="54" w:name="ref-chihPredictiveModelingAddiction2014"/>
     <w:p>
       <w:pPr>
         <w:pStyle w:val="Bibliography"/>
@@ -7139,7 +7209,7 @@
       <w:r>
         <w:t xml:space="preserve">Chih M-Y, Patton T, McTavish FM, Isham AJ, Judkins-Fisher CL, Atwood AK, et al. Predictive modeling of addiction lapses in a mobile health application. Journal of Substance Abuse Treatment. 2014;46: 29–35. doi:</w:t>
       </w:r>
-      <w:hyperlink r:id="rId54">
+      <w:hyperlink r:id="rId53">
         <w:r>
           <w:rPr>
             <w:rStyle w:val="Hyperlink"/>
@@ -7148,8 +7218,8 @@
         </w:r>
       </w:hyperlink>
     </w:p>
-    <w:bookmarkEnd w:id="55"/>
-    <w:bookmarkStart w:id="57" w:name="ref-wyantMachineLearningModels2024"/>
+    <w:bookmarkEnd w:id="54"/>
+    <w:bookmarkStart w:id="56" w:name="ref-wyantMachineLearningModels2024"/>
     <w:p>
       <w:pPr>
         <w:pStyle w:val="Bibliography"/>
@@ -7166,7 +7236,7 @@
       <w:r>
         <w:t xml:space="preserve">Wyant K, Sant’Ana SJ, Fronk GE, Curtin JJ. Machine learning models for temporally precise lapse prediction in alcohol use disorder. Journal of Psychopathology and Clinical Science. 2024;133: 527–540. doi:</w:t>
       </w:r>
-      <w:hyperlink r:id="rId56">
+      <w:hyperlink r:id="rId55">
         <w:r>
           <w:rPr>
             <w:rStyle w:val="Hyperlink"/>
@@ -7175,14 +7245,93 @@
         </w:r>
       </w:hyperlink>
     </w:p>
+    <w:bookmarkEnd w:id="56"/>
+    <w:bookmarkStart w:id="57" w:name="Xd3cf5dced997940b3810fae8f5a19eca304449d"/>
+    <w:p>
+      <w:pPr>
+        <w:pStyle w:val="Bibliography"/>
+      </w:pPr>
+      <w:r>
+        <w:t xml:space="preserve">11.</w:t>
+      </w:r>
+      <w:r>
+        <w:t xml:space="preserve"> </w:t>
+      </w:r>
+      <w:r>
+        <w:t xml:space="preserve">	</w:t>
+      </w:r>
+      <w:r>
+        <w:t xml:space="preserve">Wyant K, Fronk GE, Yu C, Punturieri CE, Curtin JJ. Forecasting</w:t>
+      </w:r>
+      <w:r>
+        <w:t xml:space="preserve"> </w:t>
+      </w:r>
+      <w:r>
+        <w:t xml:space="preserve">Risk</w:t>
+      </w:r>
+      <w:r>
+        <w:t xml:space="preserve"> </w:t>
+      </w:r>
+      <w:r>
+        <w:t xml:space="preserve">of</w:t>
+      </w:r>
+      <w:r>
+        <w:t xml:space="preserve"> </w:t>
+      </w:r>
+      <w:r>
+        <w:t xml:space="preserve">Alcohol Lapse</w:t>
+      </w:r>
+      <w:r>
+        <w:t xml:space="preserve"> </w:t>
+      </w:r>
+      <w:r>
+        <w:t xml:space="preserve">up to</w:t>
+      </w:r>
+      <w:r>
+        <w:t xml:space="preserve"> </w:t>
+      </w:r>
+      <w:r>
+        <w:t xml:space="preserve">Two Weeks</w:t>
+      </w:r>
+      <w:r>
+        <w:t xml:space="preserve"> </w:t>
+      </w:r>
+      <w:r>
+        <w:t xml:space="preserve">in</w:t>
+      </w:r>
+      <w:r>
+        <w:t xml:space="preserve"> </w:t>
+      </w:r>
+      <w:r>
+        <w:t xml:space="preserve">Advance</w:t>
+      </w:r>
+      <w:r>
+        <w:t xml:space="preserve"> </w:t>
+      </w:r>
+      <w:r>
+        <w:t xml:space="preserve">using</w:t>
+      </w:r>
+      <w:r>
+        <w:t xml:space="preserve"> </w:t>
+      </w:r>
+      <w:r>
+        <w:t xml:space="preserve">Time-lagged Machine Learning Models</w:t>
+      </w:r>
+      <w:r>
+        <w:t xml:space="preserve">. under review.</w:t>
+      </w:r>
+      <w:r>
+        <w:t xml:space="preserve"> </w:t>
+      </w:r>
+    </w:p>
     <w:bookmarkEnd w:id="57"/>
-    <w:bookmarkStart w:id="58" w:name="Xd3cf5dced997940b3810fae8f5a19eca304449d"/>
+    <w:bookmarkStart w:id="59" w:name="X9dfa929848d202736296032659cec14e42606bb"/>
     <w:p>
       <w:pPr>
         <w:pStyle w:val="Bibliography"/>
       </w:pPr>
       <w:r>
-        <w:t xml:space="preserve">11.</w:t>
+        <w:t xml:space="preserve">12.</w:t>
       </w:r>
       <w:r>
         <w:t xml:space="preserve"> </w:t>
@@ -7191,88 +7340,9 @@
         <w:t xml:space="preserve">	</w:t>
       </w:r>
       <w:r>
-        <w:t xml:space="preserve">Wyant K, Fronk GE, Yu C, Punturieri CE, Curtin JJ. Forecasting</w:t>
-      </w:r>
-      <w:r>
-        <w:t xml:space="preserve"> </w:t>
-      </w:r>
-      <w:r>
-        <w:t xml:space="preserve">Risk</w:t>
-      </w:r>
-      <w:r>
-        <w:t xml:space="preserve"> </w:t>
-      </w:r>
-      <w:r>
-        <w:t xml:space="preserve">of</w:t>
-      </w:r>
-      <w:r>
-        <w:t xml:space="preserve"> </w:t>
-      </w:r>
-      <w:r>
-        <w:t xml:space="preserve">Alcohol Lapse</w:t>
-      </w:r>
-      <w:r>
-        <w:t xml:space="preserve"> </w:t>
-      </w:r>
-      <w:r>
-        <w:t xml:space="preserve">up to</w:t>
-      </w:r>
-      <w:r>
-        <w:t xml:space="preserve"> </w:t>
-      </w:r>
-      <w:r>
-        <w:t xml:space="preserve">Two Weeks</w:t>
-      </w:r>
-      <w:r>
-        <w:t xml:space="preserve"> </w:t>
-      </w:r>
-      <w:r>
-        <w:t xml:space="preserve">in</w:t>
-      </w:r>
-      <w:r>
-        <w:t xml:space="preserve"> </w:t>
-      </w:r>
-      <w:r>
-        <w:t xml:space="preserve">Advance</w:t>
-      </w:r>
-      <w:r>
-        <w:t xml:space="preserve"> </w:t>
-      </w:r>
-      <w:r>
-        <w:t xml:space="preserve">using</w:t>
-      </w:r>
-      <w:r>
-        <w:t xml:space="preserve"> </w:t>
-      </w:r>
-      <w:r>
-        <w:t xml:space="preserve">Time-lagged Machine Learning Models</w:t>
-      </w:r>
-      <w:r>
-        <w:t xml:space="preserve">. under review.</w:t>
-      </w:r>
-      <w:r>
-        <w:t xml:space="preserve"> </w:t>
-      </w:r>
-    </w:p>
-    <w:bookmarkEnd w:id="58"/>
-    <w:bookmarkStart w:id="60" w:name="X9dfa929848d202736296032659cec14e42606bb"/>
-    <w:p>
-      <w:pPr>
-        <w:pStyle w:val="Bibliography"/>
-      </w:pPr>
-      <w:r>
-        <w:t xml:space="preserve">12.</w:t>
-      </w:r>
-      <w:r>
-        <w:t xml:space="preserve"> </w:t>
-      </w:r>
-      <w:r>
-        <w:t xml:space="preserve">	</w:t>
-      </w:r>
-      <w:r>
         <w:t xml:space="preserve">Jones A, Remmerswaal D, Verveer I, Robinson E, Franken IHA, Wen CKF, et al. Compliance with ecological momentary assessment protocols in substance users: A meta-analysis. Addiction (Abingdon, England). 2019;114: 609–619. doi:</w:t>
       </w:r>
-      <w:hyperlink r:id="rId59">
+      <w:hyperlink r:id="rId58">
         <w:r>
           <w:rPr>
             <w:rStyle w:val="Hyperlink"/>
@@ -7281,8 +7351,8 @@
         </w:r>
       </w:hyperlink>
     </w:p>
-    <w:bookmarkEnd w:id="60"/>
-    <w:bookmarkStart w:id="62" w:name="Xb35ee182d565575e339a0170868456c1684f821"/>
+    <w:bookmarkEnd w:id="59"/>
+    <w:bookmarkStart w:id="61" w:name="Xb35ee182d565575e339a0170868456c1684f821"/>
     <w:p>
       <w:pPr>
         <w:pStyle w:val="Bibliography"/>
@@ -7317,7 +7387,7 @@
       <w:r>
         <w:t xml:space="preserve">. JMIR mHealth and uHealth. 2023;11: e41833. doi:</w:t>
       </w:r>
-      <w:hyperlink r:id="rId61">
+      <w:hyperlink r:id="rId60">
         <w:r>
           <w:rPr>
             <w:rStyle w:val="Hyperlink"/>
@@ -7326,8 +7396,8 @@
         </w:r>
       </w:hyperlink>
     </w:p>
-    <w:bookmarkEnd w:id="62"/>
-    <w:bookmarkStart w:id="64" w:name="X126aebe61d5329fdf5f31356b05d81ee3379203"/>
+    <w:bookmarkEnd w:id="61"/>
+    <w:bookmarkStart w:id="63" w:name="Xe80ec35a54976c698ffc95801360289b0b6042f"/>
     <w:p>
       <w:pPr>
         <w:pStyle w:val="Bibliography"/>
@@ -7342,12 +7412,878 @@
         <w:t xml:space="preserve">	</w:t>
       </w:r>
       <w:r>
+        <w:t xml:space="preserve">Hunter-Reel D, McCrady B, Hildebrandt T. Emphasizing interpersonal factors: An extension of the</w:t>
+      </w:r>
+      <w:r>
+        <w:t xml:space="preserve"> </w:t>
+      </w:r>
+      <w:r>
+        <w:t xml:space="preserve">Witkiewitz</w:t>
+      </w:r>
+      <w:r>
+        <w:t xml:space="preserve"> </w:t>
+      </w:r>
+      <w:r>
+        <w:t xml:space="preserve">and</w:t>
+      </w:r>
+      <w:r>
+        <w:t xml:space="preserve"> </w:t>
+      </w:r>
+      <w:r>
+        <w:t xml:space="preserve">Marlatt</w:t>
+      </w:r>
+      <w:r>
+        <w:t xml:space="preserve"> </w:t>
+      </w:r>
+      <w:r>
+        <w:t xml:space="preserve">relapse model. Addiction. 2009;104: 1281–1290. doi:</w:t>
+      </w:r>
+      <w:hyperlink r:id="rId62">
+        <w:r>
+          <w:rPr>
+            <w:rStyle w:val="Hyperlink"/>
+          </w:rPr>
+          <w:t xml:space="preserve">10/bqvzsj</w:t>
+        </w:r>
+      </w:hyperlink>
+    </w:p>
+    <w:bookmarkEnd w:id="63"/>
+    <w:bookmarkStart w:id="65" w:name="X9a3ed819ea886023ba0a153b2b6e5a12d29c458"/>
+    <w:p>
+      <w:pPr>
+        <w:pStyle w:val="Bibliography"/>
+      </w:pPr>
+      <w:r>
+        <w:t xml:space="preserve">15.</w:t>
+      </w:r>
+      <w:r>
+        <w:t xml:space="preserve"> </w:t>
+      </w:r>
+      <w:r>
+        <w:t xml:space="preserve">	</w:t>
+      </w:r>
+      <w:r>
+        <w:t xml:space="preserve">Witkiewitz K, Marlatt GA. Emphasis on</w:t>
+      </w:r>
+      <w:r>
+        <w:t xml:space="preserve"> </w:t>
+      </w:r>
+      <w:r>
+        <w:t xml:space="preserve">Interpersonal Factors</w:t>
+      </w:r>
+      <w:r>
+        <w:t xml:space="preserve"> </w:t>
+      </w:r>
+      <w:r>
+        <w:t xml:space="preserve">in a</w:t>
+      </w:r>
+      <w:r>
+        <w:t xml:space="preserve"> </w:t>
+      </w:r>
+      <w:r>
+        <w:t xml:space="preserve">Dynamic Model</w:t>
+      </w:r>
+      <w:r>
+        <w:t xml:space="preserve"> </w:t>
+      </w:r>
+      <w:r>
+        <w:t xml:space="preserve">of</w:t>
+      </w:r>
+      <w:r>
+        <w:t xml:space="preserve"> </w:t>
+      </w:r>
+      <w:r>
+        <w:t xml:space="preserve">Relapse</w:t>
+      </w:r>
+      <w:r>
+        <w:t xml:space="preserve">. American Psychologist. 2005;60: 341–342. doi:</w:t>
+      </w:r>
+      <w:hyperlink r:id="rId64">
+        <w:r>
+          <w:rPr>
+            <w:rStyle w:val="Hyperlink"/>
+          </w:rPr>
+          <w:t xml:space="preserve">10/bxvs99</w:t>
+        </w:r>
+      </w:hyperlink>
+    </w:p>
+    <w:bookmarkEnd w:id="65"/>
+    <w:bookmarkStart w:id="67" w:name="ref-stantonRelapsePreventionNeeds2005"/>
+    <w:p>
+      <w:pPr>
+        <w:pStyle w:val="Bibliography"/>
+      </w:pPr>
+      <w:r>
+        <w:t xml:space="preserve">16.</w:t>
+      </w:r>
+      <w:r>
+        <w:t xml:space="preserve"> </w:t>
+      </w:r>
+      <w:r>
+        <w:t xml:space="preserve">	</w:t>
+      </w:r>
+      <w:r>
+        <w:t xml:space="preserve">Stanton M. Relapse</w:t>
+      </w:r>
+      <w:r>
+        <w:t xml:space="preserve"> </w:t>
+      </w:r>
+      <w:r>
+        <w:t xml:space="preserve">Prevention Needs More Emphasis</w:t>
+      </w:r>
+      <w:r>
+        <w:t xml:space="preserve"> </w:t>
+      </w:r>
+      <w:r>
+        <w:t xml:space="preserve">on</w:t>
+      </w:r>
+      <w:r>
+        <w:t xml:space="preserve"> </w:t>
+      </w:r>
+      <w:r>
+        <w:t xml:space="preserve">Interpersonal Factors</w:t>
+      </w:r>
+      <w:r>
+        <w:t xml:space="preserve">. American Psychologist. 2005;60: 340–341. doi:</w:t>
+      </w:r>
+      <w:hyperlink r:id="rId66">
+        <w:r>
+          <w:rPr>
+            <w:rStyle w:val="Hyperlink"/>
+          </w:rPr>
+          <w:t xml:space="preserve">10/frq49s</w:t>
+        </w:r>
+      </w:hyperlink>
+    </w:p>
+    <w:bookmarkEnd w:id="67"/>
+    <w:bookmarkStart w:id="68" w:name="ref-grohFriendsFamilyAlcohol2010"/>
+    <w:p>
+      <w:pPr>
+        <w:pStyle w:val="Bibliography"/>
+      </w:pPr>
+      <w:r>
+        <w:t xml:space="preserve">17.</w:t>
+      </w:r>
+      <w:r>
+        <w:t xml:space="preserve"> </w:t>
+      </w:r>
+      <w:r>
+        <w:t xml:space="preserve">	</w:t>
+      </w:r>
+      <w:r>
+        <w:t xml:space="preserve">Groh DR, Jason LA, Davis MI, Olson BD, Ferrari JR. Friends,</w:t>
+      </w:r>
+      <w:r>
+        <w:t xml:space="preserve"> </w:t>
+      </w:r>
+      <w:r>
+        <w:t xml:space="preserve">Family</w:t>
+      </w:r>
+      <w:r>
+        <w:t xml:space="preserve">, and</w:t>
+      </w:r>
+      <w:r>
+        <w:t xml:space="preserve"> </w:t>
+      </w:r>
+      <w:r>
+        <w:t xml:space="preserve">Alcohol Abuse</w:t>
+      </w:r>
+      <w:r>
+        <w:t xml:space="preserve">:</w:t>
+      </w:r>
+      <w:r>
+        <w:t xml:space="preserve"> </w:t>
+      </w:r>
+      <w:r>
+        <w:t xml:space="preserve">An Examination</w:t>
+      </w:r>
+      <w:r>
+        <w:t xml:space="preserve"> </w:t>
+      </w:r>
+      <w:r>
+        <w:t xml:space="preserve">of</w:t>
+      </w:r>
+      <w:r>
+        <w:t xml:space="preserve"> </w:t>
+      </w:r>
+      <w:r>
+        <w:t xml:space="preserve">General</w:t>
+      </w:r>
+      <w:r>
+        <w:t xml:space="preserve"> </w:t>
+      </w:r>
+      <w:r>
+        <w:t xml:space="preserve">and</w:t>
+      </w:r>
+      <w:r>
+        <w:t xml:space="preserve"> </w:t>
+      </w:r>
+      <w:r>
+        <w:t xml:space="preserve">Alcohol-Specific Social Support</w:t>
+      </w:r>
+      <w:r>
+        <w:t xml:space="preserve">. 2010; 11.</w:t>
+      </w:r>
+      <w:r>
+        <w:t xml:space="preserve"> </w:t>
+      </w:r>
+    </w:p>
+    <w:bookmarkEnd w:id="68"/>
+    <w:bookmarkStart w:id="69" w:name="ref-kellyRoleAlcoholicsAnonymous2012"/>
+    <w:p>
+      <w:pPr>
+        <w:pStyle w:val="Bibliography"/>
+      </w:pPr>
+      <w:r>
+        <w:t xml:space="preserve">18.</w:t>
+      </w:r>
+      <w:r>
+        <w:t xml:space="preserve"> </w:t>
+      </w:r>
+      <w:r>
+        <w:t xml:space="preserve">	</w:t>
+      </w:r>
+      <w:r>
+        <w:t xml:space="preserve">Kelly JF, Stout RL, Magill M, Tonigan JS. The role of</w:t>
+      </w:r>
+      <w:r>
+        <w:t xml:space="preserve"> </w:t>
+      </w:r>
+      <w:r>
+        <w:t xml:space="preserve">Alcoholics Anonymous</w:t>
+      </w:r>
+      <w:r>
+        <w:t xml:space="preserve"> </w:t>
+      </w:r>
+      <w:r>
+        <w:t xml:space="preserve">in mobilizing adaptive social network changes:</w:t>
+      </w:r>
+      <w:r>
+        <w:t xml:space="preserve"> </w:t>
+      </w:r>
+      <w:r>
+        <w:t xml:space="preserve">A</w:t>
+      </w:r>
+      <w:r>
+        <w:t xml:space="preserve"> </w:t>
+      </w:r>
+      <w:r>
+        <w:t xml:space="preserve">prospective lagged mediational analysis. 2012; 21.</w:t>
+      </w:r>
+      <w:r>
+        <w:t xml:space="preserve"> </w:t>
+      </w:r>
+    </w:p>
+    <w:bookmarkEnd w:id="69"/>
+    <w:bookmarkStart w:id="71" w:name="X4fe0d3b7f17b62dab47fe3af3de2f90fa874722"/>
+    <w:p>
+      <w:pPr>
+        <w:pStyle w:val="Bibliography"/>
+      </w:pPr>
+      <w:r>
+        <w:t xml:space="preserve">19.</w:t>
+      </w:r>
+      <w:r>
+        <w:t xml:space="preserve"> </w:t>
+      </w:r>
+      <w:r>
+        <w:t xml:space="preserve">	</w:t>
+      </w:r>
+      <w:r>
+        <w:t xml:space="preserve">Zywiak WH, Longabaugh R, Wirtz PW.</w:t>
+      </w:r>
+      <w:r>
+        <w:t xml:space="preserve"> </w:t>
+      </w:r>
+      <w:hyperlink r:id="rId70">
+        <w:r>
+          <w:rPr>
+            <w:rStyle w:val="Hyperlink"/>
+          </w:rPr>
+          <w:t xml:space="preserve">Decomposing the relationships between pretreatment social network characteristics and alcohol treatment outcome</w:t>
+        </w:r>
+      </w:hyperlink>
+      <w:r>
+        <w:t xml:space="preserve">. Journal of Studies on Alcohol. 2002;63: 114–121.</w:t>
+      </w:r>
+      <w:r>
+        <w:t xml:space="preserve"> </w:t>
+      </w:r>
+    </w:p>
+    <w:bookmarkEnd w:id="71"/>
+    <w:bookmarkStart w:id="73" w:name="Xe238f7f2769b421e2fd8887e4d8b1bddbc60547"/>
+    <w:p>
+      <w:pPr>
+        <w:pStyle w:val="Bibliography"/>
+      </w:pPr>
+      <w:r>
+        <w:t xml:space="preserve">20.</w:t>
+      </w:r>
+      <w:r>
+        <w:t xml:space="preserve"> </w:t>
+      </w:r>
+      <w:r>
+        <w:t xml:space="preserve">	</w:t>
+      </w:r>
+      <w:r>
+        <w:t xml:space="preserve">Longabaugh R, O’Malley SS. Network</w:t>
+      </w:r>
+      <w:r>
+        <w:t xml:space="preserve"> </w:t>
+      </w:r>
+      <w:r>
+        <w:t xml:space="preserve">Support</w:t>
+      </w:r>
+      <w:r>
+        <w:t xml:space="preserve"> </w:t>
+      </w:r>
+      <w:r>
+        <w:t xml:space="preserve">as a</w:t>
+      </w:r>
+      <w:r>
+        <w:t xml:space="preserve"> </w:t>
+      </w:r>
+      <w:r>
+        <w:t xml:space="preserve">Prognostic Indicator</w:t>
+      </w:r>
+      <w:r>
+        <w:t xml:space="preserve"> </w:t>
+      </w:r>
+      <w:r>
+        <w:t xml:space="preserve">of</w:t>
+      </w:r>
+      <w:r>
+        <w:t xml:space="preserve"> </w:t>
+      </w:r>
+      <w:r>
+        <w:t xml:space="preserve">Drinking Outcomes</w:t>
+      </w:r>
+      <w:r>
+        <w:t xml:space="preserve">:</w:t>
+      </w:r>
+      <w:r>
+        <w:t xml:space="preserve"> </w:t>
+      </w:r>
+      <w:r>
+        <w:t xml:space="preserve">The COMBINE Study</w:t>
+      </w:r>
+      <w:r>
+        <w:t xml:space="preserve">. JOURNAL OF STUDIES ON ALCOHOL AND DRUGS. 2010; 10. doi:</w:t>
+      </w:r>
+      <w:hyperlink r:id="rId72">
+        <w:r>
+          <w:rPr>
+            <w:rStyle w:val="Hyperlink"/>
+          </w:rPr>
+          <w:t xml:space="preserve">10/ghqvc7</w:t>
+        </w:r>
+      </w:hyperlink>
+    </w:p>
+    <w:bookmarkEnd w:id="73"/>
+    <w:bookmarkStart w:id="75" w:name="ref-alvarezSocialNetworkHeavy2021"/>
+    <w:p>
+      <w:pPr>
+        <w:pStyle w:val="Bibliography"/>
+      </w:pPr>
+      <w:r>
+        <w:t xml:space="preserve">21.</w:t>
+      </w:r>
+      <w:r>
+        <w:t xml:space="preserve"> </w:t>
+      </w:r>
+      <w:r>
+        <w:t xml:space="preserve">	</w:t>
+      </w:r>
+      <w:r>
+        <w:t xml:space="preserve">Alvarez MJ, Richards DK, Oviedo Ramirez S, Field CA. Social network heavy drinking moderates the effects of a brief motivational intervention for alcohol use among injured patients. Addictive Behaviors. 2021;112: 106594. doi:</w:t>
+      </w:r>
+      <w:hyperlink r:id="rId74">
+        <w:r>
+          <w:rPr>
+            <w:rStyle w:val="Hyperlink"/>
+          </w:rPr>
+          <w:t xml:space="preserve">10/ghqvdc</w:t>
+        </w:r>
+      </w:hyperlink>
+    </w:p>
+    <w:bookmarkEnd w:id="75"/>
+    <w:bookmarkStart w:id="77" w:name="ref-gordonSocialNetworksRecovery1991"/>
+    <w:p>
+      <w:pPr>
+        <w:pStyle w:val="Bibliography"/>
+      </w:pPr>
+      <w:r>
+        <w:t xml:space="preserve">22.</w:t>
+      </w:r>
+      <w:r>
+        <w:t xml:space="preserve"> </w:t>
+      </w:r>
+      <w:r>
+        <w:t xml:space="preserve">	</w:t>
+      </w:r>
+      <w:r>
+        <w:t xml:space="preserve">Gordon AJ, Zrull M. Social networks and recovery:</w:t>
+      </w:r>
+      <w:r>
+        <w:t xml:space="preserve"> </w:t>
+      </w:r>
+      <w:r>
+        <w:t xml:space="preserve">One</w:t>
+      </w:r>
+      <w:r>
+        <w:t xml:space="preserve"> </w:t>
+      </w:r>
+      <w:r>
+        <w:t xml:space="preserve">year after inpatient treatment. Journal of Substance Abuse Treatment. 1991;8: 143–152. doi:</w:t>
+      </w:r>
+      <w:hyperlink r:id="rId76">
+        <w:r>
+          <w:rPr>
+            <w:rStyle w:val="Hyperlink"/>
+          </w:rPr>
+          <w:t xml:space="preserve">10/dg32sj</w:t>
+        </w:r>
+      </w:hyperlink>
+    </w:p>
+    <w:bookmarkEnd w:id="77"/>
+    <w:bookmarkStart w:id="79" w:name="ref-mohrGettingGettingHigh2001"/>
+    <w:p>
+      <w:pPr>
+        <w:pStyle w:val="Bibliography"/>
+      </w:pPr>
+      <w:r>
+        <w:t xml:space="preserve">23.</w:t>
+      </w:r>
+      <w:r>
+        <w:t xml:space="preserve"> </w:t>
+      </w:r>
+      <w:r>
+        <w:t xml:space="preserve">	</w:t>
+      </w:r>
+      <w:r>
+        <w:t xml:space="preserve">Mohr CD, Averna S, Kenny DA, Del Boca FK. "</w:t>
+      </w:r>
+      <w:r>
+        <w:t xml:space="preserve">Getting</w:t>
+      </w:r>
+      <w:r>
+        <w:t xml:space="preserve"> </w:t>
+      </w:r>
+      <w:r>
+        <w:t xml:space="preserve">by (or getting high) with a little help from my friends": An examination of adult alcoholics’ friendships. Journal of Studies on Alcohol. 2001;62: 637–645. doi:</w:t>
+      </w:r>
+      <w:hyperlink r:id="rId78">
+        <w:r>
+          <w:rPr>
+            <w:rStyle w:val="Hyperlink"/>
+          </w:rPr>
+          <w:t xml:space="preserve">10/ghqvc3</w:t>
+        </w:r>
+      </w:hyperlink>
+    </w:p>
+    <w:bookmarkEnd w:id="79"/>
+    <w:bookmarkStart w:id="81" w:name="ref-grohSocialNetworkVariables2008"/>
+    <w:p>
+      <w:pPr>
+        <w:pStyle w:val="Bibliography"/>
+      </w:pPr>
+      <w:r>
+        <w:t xml:space="preserve">24.</w:t>
+      </w:r>
+      <w:r>
+        <w:t xml:space="preserve"> </w:t>
+      </w:r>
+      <w:r>
+        <w:t xml:space="preserve">	</w:t>
+      </w:r>
+      <w:r>
+        <w:t xml:space="preserve">Groh D, Jason L, Keys C. Social network variables in alcoholics anonymous:</w:t>
+      </w:r>
+      <w:r>
+        <w:t xml:space="preserve"> </w:t>
+      </w:r>
+      <w:r>
+        <w:t xml:space="preserve">A</w:t>
+      </w:r>
+      <w:r>
+        <w:t xml:space="preserve"> </w:t>
+      </w:r>
+      <w:r>
+        <w:t xml:space="preserve">literature review. Clinical Psychology Review. 2008;28: 430–450. doi:</w:t>
+      </w:r>
+      <w:hyperlink r:id="rId80">
+        <w:r>
+          <w:rPr>
+            <w:rStyle w:val="Hyperlink"/>
+          </w:rPr>
+          <w:t xml:space="preserve">10/b86245</w:t>
+        </w:r>
+      </w:hyperlink>
+    </w:p>
+    <w:bookmarkEnd w:id="81"/>
+    <w:bookmarkStart w:id="83" w:name="ref-woffServiceProvidersPerceptions1996"/>
+    <w:p>
+      <w:pPr>
+        <w:pStyle w:val="Bibliography"/>
+      </w:pPr>
+      <w:r>
+        <w:t xml:space="preserve">25.</w:t>
+      </w:r>
+      <w:r>
+        <w:t xml:space="preserve"> </w:t>
+      </w:r>
+      <w:r>
+        <w:t xml:space="preserve">	</w:t>
+      </w:r>
+      <w:r>
+        <w:t xml:space="preserve">Woff I, Toumbourou J, Herlihy E, Hamilton M, Wales S. Service providers’ perceptions of substance use self-help groups. Substance Use &amp; Misuse. 1996;31: 1241–1258. doi:</w:t>
+      </w:r>
+      <w:hyperlink r:id="rId82">
+        <w:r>
+          <w:rPr>
+            <w:rStyle w:val="Hyperlink"/>
+          </w:rPr>
+          <w:t xml:space="preserve">10.3109/10826089609063976</w:t>
+        </w:r>
+      </w:hyperlink>
+    </w:p>
+    <w:bookmarkEnd w:id="83"/>
+    <w:bookmarkStart w:id="85" w:name="Xca677b9b728779665dfcfc54ba66f00f69a3908"/>
+    <w:p>
+      <w:pPr>
+        <w:pStyle w:val="Bibliography"/>
+      </w:pPr>
+      <w:r>
+        <w:t xml:space="preserve">26.</w:t>
+      </w:r>
+      <w:r>
+        <w:t xml:space="preserve"> </w:t>
+      </w:r>
+      <w:r>
+        <w:t xml:space="preserve">	</w:t>
+      </w:r>
+      <w:r>
+        <w:t xml:space="preserve">Humphreys K, Mankowski ES, Moos RH, Finney JW. Do enhanced friendship networks and active coping mediate the effect of self-help groups on substance abuse? Annals of Behavioral Medicine: A Publication of the Society of Behavioral Medicine. 1999;21: 54–60. doi:</w:t>
+      </w:r>
+      <w:hyperlink r:id="rId84">
+        <w:r>
+          <w:rPr>
+            <w:rStyle w:val="Hyperlink"/>
+          </w:rPr>
+          <w:t xml:space="preserve">10/cjrpbz</w:t>
+        </w:r>
+      </w:hyperlink>
+    </w:p>
+    <w:bookmarkEnd w:id="85"/>
+    <w:bookmarkStart w:id="87" w:name="ref-cohenStressSocialSupport"/>
+    <w:p>
+      <w:pPr>
+        <w:pStyle w:val="Bibliography"/>
+      </w:pPr>
+      <w:r>
+        <w:t xml:space="preserve">27.</w:t>
+      </w:r>
+      <w:r>
+        <w:t xml:space="preserve"> </w:t>
+      </w:r>
+      <w:r>
+        <w:t xml:space="preserve">	</w:t>
+      </w:r>
+      <w:r>
+        <w:t xml:space="preserve">Cohen S, Wills TA. Stress,</w:t>
+      </w:r>
+      <w:r>
+        <w:t xml:space="preserve"> </w:t>
+      </w:r>
+      <w:r>
+        <w:t xml:space="preserve">Social Support</w:t>
+      </w:r>
+      <w:r>
+        <w:t xml:space="preserve">, and the</w:t>
+      </w:r>
+      <w:r>
+        <w:t xml:space="preserve"> </w:t>
+      </w:r>
+      <w:r>
+        <w:t xml:space="preserve">Buffering Hypothesis</w:t>
+      </w:r>
+      <w:r>
+        <w:t xml:space="preserve">. : 48. doi:</w:t>
+      </w:r>
+      <w:hyperlink r:id="rId86">
+        <w:r>
+          <w:rPr>
+            <w:rStyle w:val="Hyperlink"/>
+          </w:rPr>
+          <w:t xml:space="preserve">10/b4k</w:t>
+        </w:r>
+      </w:hyperlink>
+    </w:p>
+    <w:bookmarkEnd w:id="87"/>
+    <w:bookmarkStart w:id="89" w:name="Xdf237b67d090e6daa6d47c922631d48705ffd8f"/>
+    <w:p>
+      <w:pPr>
+        <w:pStyle w:val="Bibliography"/>
+      </w:pPr>
+      <w:r>
+        <w:t xml:space="preserve">28.</w:t>
+      </w:r>
+      <w:r>
+        <w:t xml:space="preserve"> </w:t>
+      </w:r>
+      <w:r>
+        <w:t xml:space="preserve">	</w:t>
+      </w:r>
+      <w:r>
+        <w:t xml:space="preserve">Holt-Lunstad J, Smith TB, Layton JB. Social relationships and mortality risk: A meta-analytic review. PLoS medicine. 2010;7: e1000316. doi:</w:t>
+      </w:r>
+      <w:hyperlink r:id="rId88">
+        <w:r>
+          <w:rPr>
+            <w:rStyle w:val="Hyperlink"/>
+          </w:rPr>
+          <w:t xml:space="preserve">10/c3f27d</w:t>
+        </w:r>
+      </w:hyperlink>
+    </w:p>
+    <w:bookmarkEnd w:id="89"/>
+    <w:bookmarkStart w:id="91" w:name="ref-fronkStressAllostasisSubstance2020"/>
+    <w:p>
+      <w:pPr>
+        <w:pStyle w:val="Bibliography"/>
+      </w:pPr>
+      <w:r>
+        <w:t xml:space="preserve">29.</w:t>
+      </w:r>
+      <w:r>
+        <w:t xml:space="preserve"> </w:t>
+      </w:r>
+      <w:r>
+        <w:t xml:space="preserve">	</w:t>
+      </w:r>
+      <w:r>
+        <w:t xml:space="preserve">Fronk GE, Sant’Ana SJ, Kaye JT, Curtin JJ. Stress</w:t>
+      </w:r>
+      <w:r>
+        <w:t xml:space="preserve"> </w:t>
+      </w:r>
+      <w:r>
+        <w:t xml:space="preserve">Allostasis</w:t>
+      </w:r>
+      <w:r>
+        <w:t xml:space="preserve"> </w:t>
+      </w:r>
+      <w:r>
+        <w:t xml:space="preserve">in</w:t>
+      </w:r>
+      <w:r>
+        <w:t xml:space="preserve"> </w:t>
+      </w:r>
+      <w:r>
+        <w:t xml:space="preserve">Substance Use Disorders</w:t>
+      </w:r>
+      <w:r>
+        <w:t xml:space="preserve">:</w:t>
+      </w:r>
+      <w:r>
+        <w:t xml:space="preserve"> </w:t>
+      </w:r>
+      <w:r>
+        <w:t xml:space="preserve">Promise</w:t>
+      </w:r>
+      <w:r>
+        <w:t xml:space="preserve">,</w:t>
+      </w:r>
+      <w:r>
+        <w:t xml:space="preserve"> </w:t>
+      </w:r>
+      <w:r>
+        <w:t xml:space="preserve">Progress</w:t>
+      </w:r>
+      <w:r>
+        <w:t xml:space="preserve">, and</w:t>
+      </w:r>
+      <w:r>
+        <w:t xml:space="preserve"> </w:t>
+      </w:r>
+      <w:r>
+        <w:t xml:space="preserve">Emerging Priorities</w:t>
+      </w:r>
+      <w:r>
+        <w:t xml:space="preserve"> </w:t>
+      </w:r>
+      <w:r>
+        <w:t xml:space="preserve">in</w:t>
+      </w:r>
+      <w:r>
+        <w:t xml:space="preserve"> </w:t>
+      </w:r>
+      <w:r>
+        <w:t xml:space="preserve">Clinical Research</w:t>
+      </w:r>
+      <w:r>
+        <w:t xml:space="preserve">. Annual Review of Clinical Psychology. 2020;16: 401–430. doi:</w:t>
+      </w:r>
+      <w:hyperlink r:id="rId90">
+        <w:r>
+          <w:rPr>
+            <w:rStyle w:val="Hyperlink"/>
+          </w:rPr>
+          <w:t xml:space="preserve">10.1146/annurev-clinpsy-102419-125016</w:t>
+        </w:r>
+      </w:hyperlink>
+    </w:p>
+    <w:bookmarkEnd w:id="91"/>
+    <w:bookmarkStart w:id="93" w:name="ref-hidalgoDynamicsMobilePhone2008"/>
+    <w:p>
+      <w:pPr>
+        <w:pStyle w:val="Bibliography"/>
+      </w:pPr>
+      <w:r>
+        <w:t xml:space="preserve">30.</w:t>
+      </w:r>
+      <w:r>
+        <w:t xml:space="preserve"> </w:t>
+      </w:r>
+      <w:r>
+        <w:t xml:space="preserve">	</w:t>
+      </w:r>
+      <w:r>
+        <w:t xml:space="preserve">Hidalgo CA, Rodriguez-Sickert C. The dynamics of a mobile phone network. Physica A: Statistical Mechanics and its Applications. 2008;387: 3017–3024. doi:</w:t>
+      </w:r>
+      <w:hyperlink r:id="rId92">
+        <w:r>
+          <w:rPr>
+            <w:rStyle w:val="Hyperlink"/>
+          </w:rPr>
+          <w:t xml:space="preserve">10/bwdsbj</w:t>
+        </w:r>
+      </w:hyperlink>
+    </w:p>
+    <w:bookmarkEnd w:id="93"/>
+    <w:bookmarkStart w:id="95" w:name="X2ac9dea46f3c2390c71662ea100b230c01c2a18"/>
+    <w:p>
+      <w:pPr>
+        <w:pStyle w:val="Bibliography"/>
+      </w:pPr>
+      <w:r>
+        <w:t xml:space="preserve">31.</w:t>
+      </w:r>
+      <w:r>
+        <w:t xml:space="preserve"> </w:t>
+      </w:r>
+      <w:r>
+        <w:t xml:space="preserve">	</w:t>
+      </w:r>
+      <w:r>
+        <w:t xml:space="preserve">Sekara V, Stopczynski A, Lehmann S. Fundamental structures of dynamic social networks. Proceedings of the National Academy of Sciences. 2016;113: 9977–9982. doi:</w:t>
+      </w:r>
+      <w:hyperlink r:id="rId94">
+        <w:r>
+          <w:rPr>
+            <w:rStyle w:val="Hyperlink"/>
+          </w:rPr>
+          <w:t xml:space="preserve">10/f84d8f</w:t>
+        </w:r>
+      </w:hyperlink>
+    </w:p>
+    <w:bookmarkEnd w:id="95"/>
+    <w:bookmarkStart w:id="97" w:name="ref-saramakiSecondsMonthsOverview2015"/>
+    <w:p>
+      <w:pPr>
+        <w:pStyle w:val="Bibliography"/>
+      </w:pPr>
+      <w:r>
+        <w:t xml:space="preserve">32.</w:t>
+      </w:r>
+      <w:r>
+        <w:t xml:space="preserve"> </w:t>
+      </w:r>
+      <w:r>
+        <w:t xml:space="preserve">	</w:t>
+      </w:r>
+      <w:r>
+        <w:t xml:space="preserve">Saramäki J, Moro E. From seconds to months: An overview of multi-scale dynamics of mobile telephone calls. The European Physical Journal B. 2015;88: 164. doi:</w:t>
+      </w:r>
+      <w:hyperlink r:id="rId96">
+        <w:r>
+          <w:rPr>
+            <w:rStyle w:val="Hyperlink"/>
+          </w:rPr>
+          <w:t xml:space="preserve">10/ghqvc5</w:t>
+        </w:r>
+      </w:hyperlink>
+    </w:p>
+    <w:bookmarkEnd w:id="97"/>
+    <w:bookmarkStart w:id="99" w:name="Xc90cfead851782a6ba23132def5a75fad0aed13"/>
+    <w:p>
+      <w:pPr>
+        <w:pStyle w:val="Bibliography"/>
+      </w:pPr>
+      <w:r>
+        <w:t xml:space="preserve">33.</w:t>
+      </w:r>
+      <w:r>
+        <w:t xml:space="preserve"> </w:t>
+      </w:r>
+      <w:r>
+        <w:t xml:space="preserve">	</w:t>
+      </w:r>
+      <w:r>
+        <w:t xml:space="preserve">Kossinets G. Empirical</w:t>
+      </w:r>
+      <w:r>
+        <w:t xml:space="preserve"> </w:t>
+      </w:r>
+      <w:r>
+        <w:t xml:space="preserve">Analysis</w:t>
+      </w:r>
+      <w:r>
+        <w:t xml:space="preserve"> </w:t>
+      </w:r>
+      <w:r>
+        <w:t xml:space="preserve">of an</w:t>
+      </w:r>
+      <w:r>
+        <w:t xml:space="preserve"> </w:t>
+      </w:r>
+      <w:r>
+        <w:t xml:space="preserve">Evolving Social Network</w:t>
+      </w:r>
+      <w:r>
+        <w:t xml:space="preserve">. Science. 2006;311: 88–90. doi:</w:t>
+      </w:r>
+      <w:hyperlink r:id="rId98">
+        <w:r>
+          <w:rPr>
+            <w:rStyle w:val="Hyperlink"/>
+          </w:rPr>
+          <w:t xml:space="preserve">10/bwvwz8</w:t>
+        </w:r>
+      </w:hyperlink>
+    </w:p>
+    <w:bookmarkEnd w:id="99"/>
+    <w:bookmarkStart w:id="101" w:name="X126aebe61d5329fdf5f31356b05d81ee3379203"/>
+    <w:p>
+      <w:pPr>
+        <w:pStyle w:val="Bibliography"/>
+      </w:pPr>
+      <w:r>
+        <w:t xml:space="preserve">34.</w:t>
+      </w:r>
+      <w:r>
+        <w:t xml:space="preserve"> </w:t>
+      </w:r>
+      <w:r>
+        <w:t xml:space="preserve">	</w:t>
+      </w:r>
+      <w:r>
         <w:t xml:space="preserve">Aczel B, Szaszi B, Sarafoglou A, Kekecs Z, Kucharský Š, Benjamin D, et al.</w:t>
       </w:r>
       <w:r>
         <w:t xml:space="preserve"> A consensus-based transparency checklist. Nature Human Behaviour. 2019; 1–3. doi:</w:t>
       </w:r>
-      <w:hyperlink r:id="rId63">
+      <w:hyperlink r:id="rId100">
         <w:r>
           <w:rPr>
             <w:rStyle w:val="Hyperlink"/>
@@ -7356,14 +8292,14 @@
         </w:r>
       </w:hyperlink>
     </w:p>
-    <w:bookmarkEnd w:id="64"/>
-    <w:bookmarkStart w:id="65" w:name="ref-hsiehSampleSizeTables1989"/>
+    <w:bookmarkEnd w:id="101"/>
+    <w:bookmarkStart w:id="102" w:name="ref-hsiehSampleSizeTables1989"/>
     <w:p>
       <w:pPr>
         <w:pStyle w:val="Bibliography"/>
       </w:pPr>
       <w:r>
-        <w:t xml:space="preserve">15.</w:t>
+        <w:t xml:space="preserve">35.</w:t>
       </w:r>
       <w:r>
         <w:t xml:space="preserve"> </w:t>
@@ -7378,14 +8314,14 @@
         <w:t xml:space="preserve"> </w:t>
       </w:r>
     </w:p>
-    <w:bookmarkEnd w:id="65"/>
-    <w:bookmarkStart w:id="66" w:name="ref-derogatislBriefSymptomInventory"/>
+    <w:bookmarkEnd w:id="102"/>
+    <w:bookmarkStart w:id="103" w:name="ref-derogatislBriefSymptomInventory"/>
     <w:p>
       <w:pPr>
         <w:pStyle w:val="Bibliography"/>
       </w:pPr>
       <w:r>
-        <w:t xml:space="preserve">16.</w:t>
+        <w:t xml:space="preserve">36.</w:t>
       </w:r>
       <w:r>
         <w:t xml:space="preserve"> </w:t>
@@ -7421,14 +8357,14 @@
         <w:t xml:space="preserve"> </w:t>
       </w:r>
     </w:p>
-    <w:bookmarkEnd w:id="66"/>
-    <w:bookmarkStart w:id="68" w:name="X88039606d7b5c64f85ee8ea71703c6bdc3d9351"/>
+    <w:bookmarkEnd w:id="103"/>
+    <w:bookmarkStart w:id="105" w:name="X88039606d7b5c64f85ee8ea71703c6bdc3d9351"/>
     <w:p>
       <w:pPr>
         <w:pStyle w:val="Bibliography"/>
       </w:pPr>
       <w:r>
-        <w:t xml:space="preserve">17.</w:t>
+        <w:t xml:space="preserve">37.</w:t>
       </w:r>
       <w:r>
         <w:t xml:space="preserve"> </w:t>
@@ -7442,7 +8378,7 @@
       <w:r>
         <w:t xml:space="preserve"> </w:t>
       </w:r>
-      <w:hyperlink r:id="rId67">
+      <w:hyperlink r:id="rId104">
         <w:r>
           <w:rPr>
             <w:rStyle w:val="Hyperlink"/>
@@ -7469,14 +8405,14 @@
         <w:t xml:space="preserve"> </w:t>
       </w:r>
     </w:p>
-    <w:bookmarkEnd w:id="68"/>
-    <w:bookmarkStart w:id="70" w:name="X7237f3e8ec0394639ac33af78d4502788e325cb"/>
+    <w:bookmarkEnd w:id="105"/>
+    <w:bookmarkStart w:id="107" w:name="X7237f3e8ec0394639ac33af78d4502788e325cb"/>
     <w:p>
       <w:pPr>
         <w:pStyle w:val="Bibliography"/>
       </w:pPr>
       <w:r>
-        <w:t xml:space="preserve">18.</w:t>
+        <w:t xml:space="preserve">38.</w:t>
       </w:r>
       <w:r>
         <w:t xml:space="preserve"> </w:t>
@@ -7490,7 +8426,7 @@
       <w:r>
         <w:t xml:space="preserve"> </w:t>
       </w:r>
-      <w:hyperlink r:id="rId69">
+      <w:hyperlink r:id="rId106">
         <w:r>
           <w:rPr>
             <w:rStyle w:val="Hyperlink"/>
@@ -7577,14 +8513,14 @@
         <w:t xml:space="preserve"> </w:t>
       </w:r>
     </w:p>
-    <w:bookmarkEnd w:id="70"/>
-    <w:bookmarkStart w:id="72" w:name="Xcae8ce16b0973d3f8a23c89fe6ee90c012f333c"/>
+    <w:bookmarkEnd w:id="107"/>
+    <w:bookmarkStart w:id="109" w:name="Xcae8ce16b0973d3f8a23c89fe6ee90c012f333c"/>
     <w:p>
       <w:pPr>
         <w:pStyle w:val="Bibliography"/>
       </w:pPr>
       <w:r>
-        <w:t xml:space="preserve">19.</w:t>
+        <w:t xml:space="preserve">39.</w:t>
       </w:r>
       <w:r>
         <w:t xml:space="preserve"> </w:t>
@@ -7604,7 +8540,7 @@
       <w:r>
         <w:t xml:space="preserve">. Journal of social work practice in the addictions. 2011;11: 245–253. doi:</w:t>
       </w:r>
-      <w:hyperlink r:id="rId71">
+      <w:hyperlink r:id="rId108">
         <w:r>
           <w:rPr>
             <w:rStyle w:val="Hyperlink"/>
@@ -7613,14 +8549,14 @@
         </w:r>
       </w:hyperlink>
     </w:p>
-    <w:bookmarkEnd w:id="72"/>
-    <w:bookmarkStart w:id="74" w:name="X72fdb242290119aefa439c46cdcc18630f6c0fa"/>
+    <w:bookmarkEnd w:id="109"/>
+    <w:bookmarkStart w:id="111" w:name="X72fdb242290119aefa439c46cdcc18630f6c0fa"/>
     <w:p>
       <w:pPr>
         <w:pStyle w:val="Bibliography"/>
       </w:pPr>
       <w:r>
-        <w:t xml:space="preserve">20.</w:t>
+        <w:t xml:space="preserve">40.</w:t>
       </w:r>
       <w:r>
         <w:t xml:space="preserve"> </w:t>
@@ -7634,7 +8570,7 @@
       <w:r>
         <w:t xml:space="preserve"> </w:t>
       </w:r>
-      <w:hyperlink r:id="rId73">
+      <w:hyperlink r:id="rId110">
         <w:r>
           <w:rPr>
             <w:rStyle w:val="Hyperlink"/>
@@ -7661,14 +8597,14 @@
         <w:t xml:space="preserve"> </w:t>
       </w:r>
     </w:p>
-    <w:bookmarkEnd w:id="74"/>
-    <w:bookmarkStart w:id="76" w:name="X948b064f539498125570f43a275c11fe3804a5f"/>
+    <w:bookmarkEnd w:id="111"/>
+    <w:bookmarkStart w:id="113" w:name="X948b064f539498125570f43a275c11fe3804a5f"/>
     <w:p>
       <w:pPr>
         <w:pStyle w:val="Bibliography"/>
       </w:pPr>
       <w:r>
-        <w:t xml:space="preserve">21.</w:t>
+        <w:t xml:space="preserve">41.</w:t>
       </w:r>
       <w:r>
         <w:t xml:space="preserve"> </w:t>
@@ -7715,7 +8651,7 @@
       <w:r>
         <w:t xml:space="preserve">. Patient preference and adherence. 2025;19: 255–263. doi:</w:t>
       </w:r>
-      <w:hyperlink r:id="rId75">
+      <w:hyperlink r:id="rId112">
         <w:r>
           <w:rPr>
             <w:rStyle w:val="Hyperlink"/>
@@ -7724,14 +8660,14 @@
         </w:r>
       </w:hyperlink>
     </w:p>
-    <w:bookmarkEnd w:id="76"/>
-    <w:bookmarkStart w:id="78" w:name="ref-baeDetectingDrinkingEpisodes2017"/>
+    <w:bookmarkEnd w:id="113"/>
+    <w:bookmarkStart w:id="115" w:name="ref-baeDetectingDrinkingEpisodes2017"/>
     <w:p>
       <w:pPr>
         <w:pStyle w:val="Bibliography"/>
       </w:pPr>
       <w:r>
-        <w:t xml:space="preserve">22.</w:t>
+        <w:t xml:space="preserve">42.</w:t>
       </w:r>
       <w:r>
         <w:t xml:space="preserve"> </w:t>
@@ -7763,7 +8699,7 @@
       <w:r>
         <w:t xml:space="preserve">. Proceedings of the ACM on Interactive, Mobile, Wearable and Ubiquitous Technologies. 2017;1: 1–36. doi:</w:t>
       </w:r>
-      <w:hyperlink r:id="rId77">
+      <w:hyperlink r:id="rId114">
         <w:r>
           <w:rPr>
             <w:rStyle w:val="Hyperlink"/>
@@ -7772,14 +8708,14 @@
         </w:r>
       </w:hyperlink>
     </w:p>
-    <w:bookmarkEnd w:id="78"/>
-    <w:bookmarkStart w:id="80" w:name="ref-baeLeveragingMobilePhone2023"/>
+    <w:bookmarkEnd w:id="115"/>
+    <w:bookmarkStart w:id="117" w:name="ref-baeLeveragingMobilePhone2023"/>
     <w:p>
       <w:pPr>
         <w:pStyle w:val="Bibliography"/>
       </w:pPr>
       <w:r>
-        <w:t xml:space="preserve">23.</w:t>
+        <w:t xml:space="preserve">43.</w:t>
       </w:r>
       <w:r>
         <w:t xml:space="preserve"> </w:t>
@@ -7853,7 +8789,7 @@
       <w:r>
         <w:t xml:space="preserve">. JMIR formative research. 2023. doi:</w:t>
       </w:r>
-      <w:hyperlink r:id="rId79">
+      <w:hyperlink r:id="rId116">
         <w:r>
           <w:rPr>
             <w:rStyle w:val="Hyperlink"/>
@@ -7862,9 +8798,9 @@
         </w:r>
       </w:hyperlink>
     </w:p>
-    <w:bookmarkEnd w:id="80"/>
-    <w:bookmarkEnd w:id="81"/>
-    <w:bookmarkEnd w:id="82"/>
+    <w:bookmarkEnd w:id="117"/>
+    <w:bookmarkEnd w:id="118"/>
+    <w:bookmarkEnd w:id="119"/>
     <w:sectPr>
       <w:footnotePr>
         <w:numRestart w:val="eachSect"/>

--- a/_manuscript/index.docx
+++ b/_manuscript/index.docx
@@ -55,7 +55,31 @@
         <w:pStyle w:val="Abstract"/>
       </w:pPr>
       <w:r>
-        <w:t xml:space="preserve">Alcohol Use Disorder (AUD) is a chronic, relapsing disease. An automated recovery support system using personal sensing and machine learning may help identify when individuals are at elevated lapse risk. Cellular communication sensing may detect dynamic changes in lapse risk and can be contextualized with self-reported, risk-relevant information about contacts. We evaluated a machine learning model predicting next-day alcohol lapse among individuals in early recovery from AUD using contextualized cellular communication data and baseline alcohol use, demographic, and psychiatric and personality characteristics. A total of 144 participants (49% male; mean age=40; 87% non-Hispanic White) with a goal of abstinence provided cellular communication data and alcohol use reports via a 4x daily EMA for up to three months. Models were trained and evaluated using repeated k-fold cross-validation. The best-performing full model used an elastic net algorithm and retained 10 features (median posterior auROC=0.67, 95% Bayesian credible interval (CI; [0.64, 0.71]). A comparison model including only baseline features demonstrated comparable performance (median auROC=0.69, 95% CI [0.65, 0.72]). Cellular communication features on their own performed poorly, but still above chance performance (median auROC=0.59, 95% CI [0.55, 0.62]). These findings demonstrate that cellular communication data capture some risk-relevant signal for alcohol lapse but do not provide incremental predictive value beyond baseline measures. Several communication features were retained in the final model with moderately sized coefficients, suggesting that aspects of social communication may be important for understanding lapse risk. Although, limitations inherent to cellular communication as a sensing method may outweigh their added value.</w:t>
+        <w:t xml:space="preserve">Alcohol Use Disorder (AUD) is a chronic, relapsing condition, and identifying periods of elevated lapse risk remains a major challenge in supporting recovery. An automated recovery monitoring and support system using personal sensing and machine learning may help detect when individuals are at heightened risk. Cellular communication sensing may be a promising approach for passively capturing risk-relevant information about social interactions, particularly when these data are contextualized with participant-specific meaning.</w:t>
+      </w:r>
+    </w:p>
+    <w:p>
+      <w:pPr>
+        <w:pStyle w:val="Abstract"/>
+      </w:pPr>
+      <w:r>
+        <w:t xml:space="preserve">We evaluated a machine learning model predicting next-day alcohol lapse among individuals in early recovery from AUD using contextualized cellular communication data and baseline alcohol use, demographic, and psychiatric and personality characteristics. A total of 144 participants (49% male; mean age=40; 87% non-Hispanic White) with a goal of abstinence provided cellular communication data and alcohol use reports via a 4x daily EMA for up to three months. Models were trained and evaluated using repeated k-fold cross-validation.</w:t>
+      </w:r>
+    </w:p>
+    <w:p>
+      <w:pPr>
+        <w:pStyle w:val="Abstract"/>
+      </w:pPr>
+      <w:r>
+        <w:t xml:space="preserve">The best-performing full model used an elastic net algorithm and retained 10 features (median posterior auROC=0.67, 95% Bayesian credible interval (CI; [0.64, 0.71]). A comparison model including only baseline features demonstrated comparable performance (median auROC=0.69, 95% CI [0.65, 0.72]). Cellular communication features on their own performed poorly, but still above chance performance (median auROC=0.59, 95% CI [0.55, 0.62]).</w:t>
+      </w:r>
+    </w:p>
+    <w:p>
+      <w:pPr>
+        <w:pStyle w:val="Abstract"/>
+      </w:pPr>
+      <w:r>
+        <w:t xml:space="preserve">These findings demonstrate that cellular communication data capture some risk-relevant signal for alcohol lapse but do not provide incremental predictive value beyond baseline measures. Nevertheless, several communication features were retained in the full model with moderately sized coefficients, suggesting that aspects of social communication may still be clinically relevant for understanding lapse risk. However, limitations inherent to cellular communication sensing may outweigh its added predictive utility in automated lapse prediction models.</w:t>
       </w:r>
     </w:p>
     <w:p>
@@ -142,7 +166,7 @@
         <w:pStyle w:val="BodyText"/>
       </w:pPr>
       <w:r>
-        <w:t xml:space="preserve">Given the dynamic and context-dependent nature of lapse risk, there is a clear need for methods capable of identifying when and why an individual is at increased risk in real time. An automated recovery support system powered by personal sensing and machine learning may assist with this inherently difficult task. Personal sensing of densely sampled data from individuals’ day-to-day lives can provide the inputs necessary for temporally dynamic lapse prediction</w:t>
+        <w:t xml:space="preserve">Given the dynamic and context-dependent nature of lapse risk, there is a clear need for methods capable of identifying when and why an individual is at increased risk in real time. An automated recovery monitoring and support system powered by personal sensing and machine learning may assist with this inherently difficult task. Personal sensing of densely sampled data from individuals’ day-to-day lives can provide the inputs necessary for temporally dynamic lapse prediction</w:t>
       </w:r>
       <w:r>
         <w:t xml:space="preserve"> </w:t>
@@ -201,7 +225,7 @@
         <w:pStyle w:val="BodyText"/>
       </w:pPr>
       <w:r>
-        <w:t xml:space="preserve">This focus on contextualized communication is especially important because lapse is fundamentally social. A large body of literature highlights the importance of social support and social network influences on drinking behavior and recovery outcomes</w:t>
+        <w:t xml:space="preserve">This focus on contextualized communication is especially important because lapse occurs within one’s social context. A substantial body of literature demonstrates that social support and social network influences play a central role in drinking behavior and recovery outcomes</w:t>
       </w:r>
       <w:r>
         <w:t xml:space="preserve"> </w:t>
@@ -219,25 +243,25 @@
         <w:t xml:space="preserve">[17–20]</w:t>
       </w:r>
       <w:r>
+        <w:t xml:space="preserve">. For example, the supportive and pro‑abstinent social environment of self‑help groups, like Alcoholics Anonymous, is thought to play a major role in their efficacy</w:t>
+      </w:r>
+      <w:r>
+        <w:t xml:space="preserve"> </w:t>
+      </w:r>
+      <w:r>
+        <w:t xml:space="preserve">[18,21–23]</w:t>
+      </w:r>
+      <w:r>
         <w:t xml:space="preserve">. Conversely, maintaining relationships with heavy drinkers or individuals unsupportive of recovery is associated with poorer outcomes</w:t>
       </w:r>
       <w:r>
         <w:t xml:space="preserve"> </w:t>
       </w:r>
       <w:r>
-        <w:t xml:space="preserve">[21–23]</w:t>
-      </w:r>
-      <w:r>
-        <w:t xml:space="preserve">. The supportive pro-abstinence social component of self-help groups such as Alcoholics Anonymous is thought to play a major role in their efficacy</w:t>
-      </w:r>
-      <w:r>
-        <w:t xml:space="preserve"> </w:t>
-      </w:r>
-      <w:r>
-        <w:t xml:space="preserve">[18,24–26]</w:t>
-      </w:r>
-      <w:r>
-        <w:t xml:space="preserve">. The buffering hypothesis further suggests that positive social relationships mitigate the negative effects of stress by providing resources that promote adaptive responses</w:t>
+        <w:t xml:space="preserve">[24–26]</w:t>
+      </w:r>
+      <w:r>
+        <w:t xml:space="preserve">. The buffering hypothesis further suggests that positive social relationships mitigate stress by providing resources that promote adaptive responses</w:t>
       </w:r>
       <w:r>
         <w:t xml:space="preserve"> </w:t>
@@ -246,7 +270,7 @@
         <w:t xml:space="preserve">[27,28]</w:t>
       </w:r>
       <w:r>
-        <w:t xml:space="preserve">, a mechanism that likely extends to lapse risk given stress’s role as a common precipitant of alcohol use</w:t>
+        <w:t xml:space="preserve">, a mechanism that likely extends to lapse risk given stress’s complex relationship with substance use</w:t>
       </w:r>
       <w:r>
         <w:t xml:space="preserve"> </w:t>
@@ -255,7 +279,7 @@
         <w:t xml:space="preserve">[29]</w:t>
       </w:r>
       <w:r>
-        <w:t xml:space="preserve">. Critically, these influences unfold over time through everyday social interactions.</w:t>
+        <w:t xml:space="preserve">.</w:t>
       </w:r>
     </w:p>
     <w:p>
@@ -263,7 +287,7 @@
         <w:pStyle w:val="BodyText"/>
       </w:pPr>
       <w:r>
-        <w:t xml:space="preserve">Because many social interactions occur via phone, cellular communication logs provide a natural and ecologically valid window into patterns of social engagement. Social relationships are inherently dynamic</w:t>
+        <w:t xml:space="preserve">Importantly, these influences unfold over time through everyday social interactions. Because many social interactions occur over the phone, cellular communication logs provide a natural window into patterns of social engagement. Social relationships are inherently dynamic</w:t>
       </w:r>
       <w:r>
         <w:t xml:space="preserve"> </w:t>
@@ -272,7 +296,7 @@
         <w:t xml:space="preserve">[30–33]</w:t>
       </w:r>
       <w:r>
-        <w:t xml:space="preserve">, and time-stamped communication data allow for the tracking of how these interactions fluctuate over time. For example, shifts in one’s most frequently contacted individuals, or systematic changes such as repeatedly ignoring calls from a normally frequent contact, may signal meaningful changes in social dynamics relevant to lapse risk.</w:t>
+        <w:t xml:space="preserve">, and time-stamped communication data allow for the tracking of how these interactions fluctuate over time.</w:t>
       </w:r>
     </w:p>
     <w:p>
@@ -280,7 +304,7 @@
         <w:pStyle w:val="BodyText"/>
       </w:pPr>
       <w:r>
-        <w:t xml:space="preserve">In this study, we evaluated whether contextualized cellular communication features contain clinically meaningful signals for predicting next-day alcohol lapse risk among individuals in early recovery from AUD. Using a machine learning approach, we examined the predictive utility of these features and identified the most informative communication-based features, with the goal of uncovering novel, clinically relevant predictors of lapse risk.</w:t>
+        <w:t xml:space="preserve">In this study, we evaluated whether contextualized cellular communication features contain clinically meaningful signals for predicting next-day alcohol lapse risk among individuals in early recovery from AUD. Using a machine learning approach, we examined the predictive utility of these features and identified the most important communication-based features, with the goal of uncovering novel, clinically relevant predictors of lapse risk.</w:t>
       </w:r>
     </w:p>
     <w:bookmarkEnd w:id="10"/>
@@ -7780,7 +7804,7 @@
       </w:hyperlink>
     </w:p>
     <w:bookmarkEnd w:id="73"/>
-    <w:bookmarkStart w:id="75" w:name="ref-alvarezSocialNetworkHeavy2021"/>
+    <w:bookmarkStart w:id="75" w:name="ref-grohSocialNetworkVariables2008"/>
     <w:p>
       <w:pPr>
         <w:pStyle w:val="Bibliography"/>
@@ -7795,9 +7819,102 @@
         <w:t xml:space="preserve">	</w:t>
       </w:r>
       <w:r>
+        <w:t xml:space="preserve">Groh D, Jason L, Keys C. Social network variables in alcoholics anonymous:</w:t>
+      </w:r>
+      <w:r>
+        <w:t xml:space="preserve"> </w:t>
+      </w:r>
+      <w:r>
+        <w:t xml:space="preserve">A</w:t>
+      </w:r>
+      <w:r>
+        <w:t xml:space="preserve"> </w:t>
+      </w:r>
+      <w:r>
+        <w:t xml:space="preserve">literature review. Clinical Psychology Review. 2008;28: 430–450. doi:</w:t>
+      </w:r>
+      <w:hyperlink r:id="rId74">
+        <w:r>
+          <w:rPr>
+            <w:rStyle w:val="Hyperlink"/>
+          </w:rPr>
+          <w:t xml:space="preserve">10/b86245</w:t>
+        </w:r>
+      </w:hyperlink>
+    </w:p>
+    <w:bookmarkEnd w:id="75"/>
+    <w:bookmarkStart w:id="77" w:name="ref-woffServiceProvidersPerceptions1996"/>
+    <w:p>
+      <w:pPr>
+        <w:pStyle w:val="Bibliography"/>
+      </w:pPr>
+      <w:r>
+        <w:t xml:space="preserve">22.</w:t>
+      </w:r>
+      <w:r>
+        <w:t xml:space="preserve"> </w:t>
+      </w:r>
+      <w:r>
+        <w:t xml:space="preserve">	</w:t>
+      </w:r>
+      <w:r>
+        <w:t xml:space="preserve">Woff I, Toumbourou J, Herlihy E, Hamilton M, Wales S. Service providers’ perceptions of substance use self-help groups. Substance Use &amp; Misuse. 1996;31: 1241–1258. doi:</w:t>
+      </w:r>
+      <w:hyperlink r:id="rId76">
+        <w:r>
+          <w:rPr>
+            <w:rStyle w:val="Hyperlink"/>
+          </w:rPr>
+          <w:t xml:space="preserve">10.3109/10826089609063976</w:t>
+        </w:r>
+      </w:hyperlink>
+    </w:p>
+    <w:bookmarkEnd w:id="77"/>
+    <w:bookmarkStart w:id="79" w:name="Xca677b9b728779665dfcfc54ba66f00f69a3908"/>
+    <w:p>
+      <w:pPr>
+        <w:pStyle w:val="Bibliography"/>
+      </w:pPr>
+      <w:r>
+        <w:t xml:space="preserve">23.</w:t>
+      </w:r>
+      <w:r>
+        <w:t xml:space="preserve"> </w:t>
+      </w:r>
+      <w:r>
+        <w:t xml:space="preserve">	</w:t>
+      </w:r>
+      <w:r>
+        <w:t xml:space="preserve">Humphreys K, Mankowski ES, Moos RH, Finney JW. Do enhanced friendship networks and active coping mediate the effect of self-help groups on substance abuse? Annals of Behavioral Medicine: A Publication of the Society of Behavioral Medicine. 1999;21: 54–60. doi:</w:t>
+      </w:r>
+      <w:hyperlink r:id="rId78">
+        <w:r>
+          <w:rPr>
+            <w:rStyle w:val="Hyperlink"/>
+          </w:rPr>
+          <w:t xml:space="preserve">10/cjrpbz</w:t>
+        </w:r>
+      </w:hyperlink>
+    </w:p>
+    <w:bookmarkEnd w:id="79"/>
+    <w:bookmarkStart w:id="81" w:name="ref-alvarezSocialNetworkHeavy2021"/>
+    <w:p>
+      <w:pPr>
+        <w:pStyle w:val="Bibliography"/>
+      </w:pPr>
+      <w:r>
+        <w:t xml:space="preserve">24.</w:t>
+      </w:r>
+      <w:r>
+        <w:t xml:space="preserve"> </w:t>
+      </w:r>
+      <w:r>
+        <w:t xml:space="preserve">	</w:t>
+      </w:r>
+      <w:r>
         <w:t xml:space="preserve">Alvarez MJ, Richards DK, Oviedo Ramirez S, Field CA. Social network heavy drinking moderates the effects of a brief motivational intervention for alcohol use among injured patients. Addictive Behaviors. 2021;112: 106594. doi:</w:t>
       </w:r>
-      <w:hyperlink r:id="rId74">
+      <w:hyperlink r:id="rId80">
         <w:r>
           <w:rPr>
             <w:rStyle w:val="Hyperlink"/>
@@ -7806,14 +7923,14 @@
         </w:r>
       </w:hyperlink>
     </w:p>
-    <w:bookmarkEnd w:id="75"/>
-    <w:bookmarkStart w:id="77" w:name="ref-gordonSocialNetworksRecovery1991"/>
+    <w:bookmarkEnd w:id="81"/>
+    <w:bookmarkStart w:id="83" w:name="ref-gordonSocialNetworksRecovery1991"/>
     <w:p>
       <w:pPr>
         <w:pStyle w:val="Bibliography"/>
       </w:pPr>
       <w:r>
-        <w:t xml:space="preserve">22.</w:t>
+        <w:t xml:space="preserve">25.</w:t>
       </w:r>
       <w:r>
         <w:t xml:space="preserve"> </w:t>
@@ -7836,7 +7953,7 @@
       <w:r>
         <w:t xml:space="preserve">year after inpatient treatment. Journal of Substance Abuse Treatment. 1991;8: 143–152. doi:</w:t>
       </w:r>
-      <w:hyperlink r:id="rId76">
+      <w:hyperlink r:id="rId82">
         <w:r>
           <w:rPr>
             <w:rStyle w:val="Hyperlink"/>
@@ -7845,14 +7962,14 @@
         </w:r>
       </w:hyperlink>
     </w:p>
-    <w:bookmarkEnd w:id="77"/>
-    <w:bookmarkStart w:id="79" w:name="ref-mohrGettingGettingHigh2001"/>
+    <w:bookmarkEnd w:id="83"/>
+    <w:bookmarkStart w:id="85" w:name="ref-mohrGettingGettingHigh2001"/>
     <w:p>
       <w:pPr>
         <w:pStyle w:val="Bibliography"/>
       </w:pPr>
       <w:r>
-        <w:t xml:space="preserve">23.</w:t>
+        <w:t xml:space="preserve">26.</w:t>
       </w:r>
       <w:r>
         <w:t xml:space="preserve"> </w:t>
@@ -7872,105 +7989,12 @@
       <w:r>
         <w:t xml:space="preserve">by (or getting high) with a little help from my friends": An examination of adult alcoholics’ friendships. Journal of Studies on Alcohol. 2001;62: 637–645. doi:</w:t>
       </w:r>
-      <w:hyperlink r:id="rId78">
+      <w:hyperlink r:id="rId84">
         <w:r>
           <w:rPr>
             <w:rStyle w:val="Hyperlink"/>
           </w:rPr>
           <w:t xml:space="preserve">10/ghqvc3</w:t>
-        </w:r>
-      </w:hyperlink>
-    </w:p>
-    <w:bookmarkEnd w:id="79"/>
-    <w:bookmarkStart w:id="81" w:name="ref-grohSocialNetworkVariables2008"/>
-    <w:p>
-      <w:pPr>
-        <w:pStyle w:val="Bibliography"/>
-      </w:pPr>
-      <w:r>
-        <w:t xml:space="preserve">24.</w:t>
-      </w:r>
-      <w:r>
-        <w:t xml:space="preserve"> </w:t>
-      </w:r>
-      <w:r>
-        <w:t xml:space="preserve">	</w:t>
-      </w:r>
-      <w:r>
-        <w:t xml:space="preserve">Groh D, Jason L, Keys C. Social network variables in alcoholics anonymous:</w:t>
-      </w:r>
-      <w:r>
-        <w:t xml:space="preserve"> </w:t>
-      </w:r>
-      <w:r>
-        <w:t xml:space="preserve">A</w:t>
-      </w:r>
-      <w:r>
-        <w:t xml:space="preserve"> </w:t>
-      </w:r>
-      <w:r>
-        <w:t xml:space="preserve">literature review. Clinical Psychology Review. 2008;28: 430–450. doi:</w:t>
-      </w:r>
-      <w:hyperlink r:id="rId80">
-        <w:r>
-          <w:rPr>
-            <w:rStyle w:val="Hyperlink"/>
-          </w:rPr>
-          <w:t xml:space="preserve">10/b86245</w:t>
-        </w:r>
-      </w:hyperlink>
-    </w:p>
-    <w:bookmarkEnd w:id="81"/>
-    <w:bookmarkStart w:id="83" w:name="ref-woffServiceProvidersPerceptions1996"/>
-    <w:p>
-      <w:pPr>
-        <w:pStyle w:val="Bibliography"/>
-      </w:pPr>
-      <w:r>
-        <w:t xml:space="preserve">25.</w:t>
-      </w:r>
-      <w:r>
-        <w:t xml:space="preserve"> </w:t>
-      </w:r>
-      <w:r>
-        <w:t xml:space="preserve">	</w:t>
-      </w:r>
-      <w:r>
-        <w:t xml:space="preserve">Woff I, Toumbourou J, Herlihy E, Hamilton M, Wales S. Service providers’ perceptions of substance use self-help groups. Substance Use &amp; Misuse. 1996;31: 1241–1258. doi:</w:t>
-      </w:r>
-      <w:hyperlink r:id="rId82">
-        <w:r>
-          <w:rPr>
-            <w:rStyle w:val="Hyperlink"/>
-          </w:rPr>
-          <w:t xml:space="preserve">10.3109/10826089609063976</w:t>
-        </w:r>
-      </w:hyperlink>
-    </w:p>
-    <w:bookmarkEnd w:id="83"/>
-    <w:bookmarkStart w:id="85" w:name="Xca677b9b728779665dfcfc54ba66f00f69a3908"/>
-    <w:p>
-      <w:pPr>
-        <w:pStyle w:val="Bibliography"/>
-      </w:pPr>
-      <w:r>
-        <w:t xml:space="preserve">26.</w:t>
-      </w:r>
-      <w:r>
-        <w:t xml:space="preserve"> </w:t>
-      </w:r>
-      <w:r>
-        <w:t xml:space="preserve">	</w:t>
-      </w:r>
-      <w:r>
-        <w:t xml:space="preserve">Humphreys K, Mankowski ES, Moos RH, Finney JW. Do enhanced friendship networks and active coping mediate the effect of self-help groups on substance abuse? Annals of Behavioral Medicine: A Publication of the Society of Behavioral Medicine. 1999;21: 54–60. doi:</w:t>
-      </w:r>
-      <w:hyperlink r:id="rId84">
-        <w:r>
-          <w:rPr>
-            <w:rStyle w:val="Hyperlink"/>
-          </w:rPr>
-          <w:t xml:space="preserve">10/cjrpbz</w:t>
         </w:r>
       </w:hyperlink>
     </w:p>

--- a/_manuscript/index.docx
+++ b/_manuscript/index.docx
@@ -39,7 +39,7 @@
         <w:pStyle w:val="Date"/>
       </w:pPr>
       <w:r>
-        <w:t xml:space="preserve">2026-04-20</w:t>
+        <w:t xml:space="preserve">2026-04-22</w:t>
       </w:r>
     </w:p>
     <w:p>
@@ -568,7 +568,7 @@
         </w:numPr>
       </w:pPr>
       <w:r>
-        <w:t xml:space="preserve">Within each feature scoring epoch, we calculated two types of features: raw and difference features. Raw features represent the feature value calculated within a given feature scoring epoch. For example, the raw rate of incoming text messages in a 24-hour feature scoring epoch was calculated as the total number of incoming text messages in the 24 hours immediately preceding the start of the prediction window, divided by 24. Difference features capture participant-level changes from baseline. Specifically, for each feature we subtracted the participant’s mean value (using all available data prior to the prediction window) from the associated raw feature value. For example, the difference feature for incoming text messages was calculated as the raw incoming text message rate minus the participant’s average incoming text message rate across all time on study.</w:t>
+        <w:t xml:space="preserve">Within each feature scoring epoch, we calculated two types of features: raw and difference features. Raw features represent the feature value calculated within a given feature scoring epoch. For example, the raw rate of incoming text messages in a 24-hour feature scoring epoch was calculated as the total number of incoming text messages in the 24 hours immediately preceding the start of the prediction window, divided by 24. Difference features capture participant-level changes from baseline. In other words, how does this feature value differ from what is typical for this person? Difference features were scored by subtracting the participant’s mean value (using all available data prior to the prediction window) from the associated raw feature value. For example, the difference feature for incoming text messages was calculated as the raw incoming text message rate minus the participant’s average incoming text message rate across all time on study.</w:t>
       </w:r>
     </w:p>
     <w:p>
@@ -6366,7 +6366,7 @@
             <w:r>
               <w:drawing>
                 <wp:inline>
-                  <wp:extent cx="5334000" cy="3333749"/>
+                  <wp:extent cx="5334000" cy="4445000"/>
                   <wp:effectExtent b="0" l="0" r="0" t="0"/>
                   <wp:docPr descr="" title="" id="28" name="Picture"/>
                   <a:graphic>
@@ -6387,7 +6387,7 @@
                         <pic:spPr bwMode="auto">
                           <a:xfrm>
                             <a:off x="0" y="0"/>
-                            <a:ext cx="5334000" cy="3333749"/>
+                            <a:ext cx="5334000" cy="4445000"/>
                           </a:xfrm>
                           <a:prstGeom prst="rect">
                             <a:avLst/>
@@ -6465,7 +6465,7 @@
         <w:pStyle w:val="FirstParagraph"/>
       </w:pPr>
       <w:r>
-        <w:t xml:space="preserve">Our model achieved fair performance, with an auROC of 0.67, indicating that some predictive signal was present. However, it did not offer incremental value beyond a baseline model that included only baseline self-report measures. Consistent with this, the four most important predictors in our model were all self-report variables: abstinence confidence, abstinence goal, negative affect efficacy, and craving.</w:t>
+        <w:t xml:space="preserve">Our full model achieved fair performance, with an auROC of 0.67, indicating that some predictive signal was present. However, it did not offer incremental value beyond a baseline model that included only baseline self-report measures. Consistent with this, the four most important predictors in our model were all self-report variables: abstinence confidence, abstinence goal, negative affect efficacy, and craving.</w:t>
       </w:r>
     </w:p>
     <w:p>
@@ -6473,7 +6473,7 @@
         <w:pStyle w:val="BodyText"/>
       </w:pPr>
       <w:r>
-        <w:t xml:space="preserve">Nonetheless, several communication features were retained in the final model with moderately sized coefficients. These included communications with people unaware of the participant’s recovery status, non-drinkers, friends, and individuals who were unpleasant to interact with. In contrast, raw counts of calls and text messages and call durations were not retained in the final model. This implies that the quantity of communication may be less informative than the quality and social significance. Future research may benefit from collecting richer contextual data about communication contacts to better understand the social dynamics contributing to lapse risk.</w:t>
+        <w:t xml:space="preserve">Cellular communication data on its own performed poorly for prediction (auROC = 0.67) However, it still performed above what we would expect from a model performing at chance, suggesting there may be some signal in this data. Additionally, several communication features were retained in the final model with moderately sized coefficients. These included communications with drinkers, non-drinkers, friends, and people unaware of the participant’s recovery goals. Number of unique contacts was also retained in the model, though with a much smaller coefficient.</w:t>
       </w:r>
     </w:p>
     <w:p>
@@ -6481,6 +6481,39 @@
         <w:pStyle w:val="BodyText"/>
       </w:pPr>
       <w:r>
+        <w:t xml:space="preserve">The finding that communications with drinkers increase lapse risk and communications with non-drinkers decrease lapse risk is consistent with prior literature</w:t>
+      </w:r>
+      <w:r>
+        <w:t xml:space="preserve"> </w:t>
+      </w:r>
+      <w:r>
+        <w:t xml:space="preserve">[19,20]</w:t>
+      </w:r>
+      <w:r>
+        <w:t xml:space="preserve">. Individuals who surround themselves with people who drink (and who may have even drunk with the individual in the past) may be more likely to experience exposure to drinking-related cues and opportunities to drink. Conversely, communicating with non-drinkers may reflect a more supportive social environment that promotes recovery. Additionally, given that alcohol use is often a social activity, it is not unexpected that increased communication with friends was associated with greater lapse risk.</w:t>
+      </w:r>
+    </w:p>
+    <w:p>
+      <w:pPr>
+        <w:pStyle w:val="BodyText"/>
+      </w:pPr>
+      <w:r>
+        <w:t xml:space="preserve">We were surprised to find that communications with people who did not know about an individual’s recovery goals was also a risk factor. We might have expected that communication with people supportive of recovery goals would be a protective factor, or that communication with people unsupportive of those goals would increase risk. One possible explanation is that lack of disclosure reflects lower confidence in sharing something as personal as recovery with others. It could also reflect perceived or anticipated stigma, thereby capturing the other person’s beliefs or attitudes about substance use. Lastly, it could signal reduced access to recovery support, as individuals cannot provide support for goals they are unaware of. Future research could explore this finding further to better understand the mechanisms underlying this association.</w:t>
+      </w:r>
+    </w:p>
+    <w:p>
+      <w:pPr>
+        <w:pStyle w:val="BodyText"/>
+      </w:pPr>
+      <w:r>
+        <w:t xml:space="preserve">In contrast to the contextual features, raw counts of calls and text messages and call durations were not retained in the final model. This implies that the quantity of communication may be less informative than the quality and social significance. Future research may benefit from collecting richer contextual data about communication contacts to better understand the social dynamics contributing to lapse risk.</w:t>
+      </w:r>
+    </w:p>
+    <w:p>
+      <w:pPr>
+        <w:pStyle w:val="BodyText"/>
+      </w:pPr>
+      <w:r>
         <w:t xml:space="preserve">Even with highly contextualized communication data, however, prediction may be limited by data sparsity. Many participants had few daily communications, and some had extended periods with no recorded interactions at all. Our study design may have further contributed to this limitation. We collected only phone and SMS text communications through the native smartphone app. In recent years, many individuals use private messaging apps (e.g., WhatsApp, Signal) or social media platforms (e.g., Facebook Messenger, Instagram) as their primary communication method</w:t>
       </w:r>
       <w:r>
@@ -6490,7 +6523,7 @@
         <w:t xml:space="preserve">[41]</w:t>
       </w:r>
       <w:r>
-        <w:t xml:space="preserve">. Therefore, our dataset likely missed a substantial portion of participants’ communications. Future studies could explore whether incorporating communication data from additional platforms yields stronger predictive signal. However, even with improved data collection methods, sparsity may remain a challenge, as some people may simply not communicate frequently with others and others use services (e.g., Snapchat) that automatically delete messages.</w:t>
+        <w:t xml:space="preserve">. Therefore, our dataset likely missed a substantial portion of participants’ communications. Future studies could explore whether incorporating communication data from additional platforms yields stronger predictive signal. It may be also worthwhile to use scoring epochs longer than one week. Longer scoring epochs (e.g., two weeks or one month) would contain more data. Additionally, they may better capture slow evolving risk-features, such as a gradually shrinking social circle leading to improved predictive performance. However, even with improved data collection methods, sparsity may remain a challenge, as some people may simply not communicate frequently with others and others use services (e.g., Snapchat) that automatically delete messages.</w:t>
       </w:r>
     </w:p>
     <w:p>
@@ -6498,13 +6531,55 @@
         <w:pStyle w:val="BodyText"/>
       </w:pPr>
       <w:r>
+        <w:t xml:space="preserve">We also cannot eliminate the possibility that our participants were purposefully deleting text messages and call logs that they did not want us to see. This may be especially relevant for text messages (e.g., where drinking plans were made). Although the focus of this study was on the metadata and context of cellular communications, text message content, nevertheless, was collected during the cellular communication log download as party of the larger aims of the parent project. This raises the possibility of missed opportunity for risk-relevant signal due to non-random patterns of missing data (i.e., data missingness increases when participants lapse).</w:t>
+      </w:r>
+    </w:p>
+    <w:p>
+      <w:pPr>
+        <w:pStyle w:val="BodyText"/>
+      </w:pPr>
+      <w:r>
+        <w:t xml:space="preserve">Our conclusions are limited by sample composition and size. Our participants were predominantly non-Hispanic White and all were from the Madison, WI area. We had poor representation of older adults (65+ years) which may have been due to our requirement that participants owned and used a smartphone. Smartphone ownership is generally high. As of 2025, roughly 91% of Americans own a smartphone, with at least 85% ownership across across gender, race/ethnicity, socioeconomic status, and geographic location subgroups</w:t>
+      </w:r>
+      <w:r>
+        <w:t xml:space="preserve"> </w:t>
+      </w:r>
+      <w:r>
+        <w:t xml:space="preserve">[42]</w:t>
+      </w:r>
+      <w:r>
+        <w:t xml:space="preserve">. One exception to this pattern is with older adults. Ownership rates dip down to 78% among those ages 65 and older</w:t>
+      </w:r>
+      <w:r>
+        <w:t xml:space="preserve"> </w:t>
+      </w:r>
+      <w:r>
+        <w:t xml:space="preserve">[42]</w:t>
+      </w:r>
+      <w:r>
+        <w:t xml:space="preserve">. On top of a relatively homogeneous sample composition, our sample size was relatively small (</w:t>
+      </w:r>
+      <m:oMath>
+        <m:r>
+          <m:t>N</m:t>
+        </m:r>
+      </m:oMath>
+      <w:r>
+        <w:t xml:space="preserve">=144). Our large number of observations (i.e., 11,507 prediction windows across participants) was sufficient for training machine learning models with low bias and variance and evaluating model performance on new individuals. However, these estimates represent unbiased estimated of how well our model performs on new individuals similar in composition to those in our sample. Thus, our findings may not generalize to individuals from more diverse populations or in different geographic locations.</w:t>
+      </w:r>
+    </w:p>
+    <w:p>
+      <w:pPr>
+        <w:pStyle w:val="BodyText"/>
+      </w:pPr>
+      <w:r>
         <w:t xml:space="preserve">We cannot entirely dismiss the potential value of cellular communication data for risk prediction. For example, researchers have successfully incorporated communication data into models with other sensing data (e.g., accelerometer, geolocation, and device usage) to detect current</w:t>
       </w:r>
       <w:r>
         <w:t xml:space="preserve"> </w:t>
       </w:r>
       <w:r>
-        <w:t xml:space="preserve">[42]</w:t>
+        <w:t xml:space="preserve">[43]</w:t>
       </w:r>
       <w:r>
         <w:t xml:space="preserve"> </w:t>
@@ -6516,13 +6591,13 @@
         <w:t xml:space="preserve"> </w:t>
       </w:r>
       <w:r>
-        <w:t xml:space="preserve">[43]</w:t>
-      </w:r>
-      <w:r>
-        <w:t xml:space="preserve"> </w:t>
-      </w:r>
-      <w:r>
-        <w:t xml:space="preserve">heavy drinking episondes in non-treatment seeking young adult populations. It is possible that in certain populations cellular communications may hold more signal. Young adults may have more frequent communication reducing sparsity concerns. Additionally, non-treatment seeking populations may be less likely to sensor their data (i.e., deleting communications) when the drinking behavior is not at odds with their goals and/or values. However, even in these instances, the unique contribution of cellular communications beyond other sensing methods is unclear. Some communication features, such as outgoing call duration and the number of outgoing calls emerged in the top 20 important features for detecting current drinking episodes. Conversely, when predicting future drinking episodes, no communication features appeared in the top 20. Other sensing methods, like geolocation and accelerometer data, appeared to be more robustly important for both detection and prediction.</w:t>
+        <w:t xml:space="preserve">[44]</w:t>
+      </w:r>
+      <w:r>
+        <w:t xml:space="preserve"> </w:t>
+      </w:r>
+      <w:r>
+        <w:t xml:space="preserve">heavy drinking episodes in non-treatment seeking young adult populations. It is possible that in certain populations cellular communications may hold more signal. Young adults may have more frequent communication reducing sparsity concerns. Additionally, non-treatment seeking populations may be less likely to sensor their data (i.e., deleting communications) when the drinking behavior is not at odds with their goals and/or values. However, even in these instances, the unique contribution of cellular communications beyond other sensing methods is unclear. Some communication features, such as outgoing call duration and the number of outgoing calls emerged in the top 20 important features for detecting current drinking episodes. Conversely, when predicting future drinking episodes, no communication features appeared in the top 20. Other sensing methods, like geolocation and accelerometer data, appeared to be more robustly important for both detection and prediction.</w:t>
       </w:r>
     </w:p>
     <w:p>
@@ -6640,7 +6715,7 @@
       </w:r>
     </w:p>
     <w:bookmarkEnd w:id="39"/>
-    <w:bookmarkStart w:id="119" w:name="references"/>
+    <w:bookmarkStart w:id="120" w:name="references"/>
     <w:p>
       <w:pPr>
         <w:pStyle w:val="Heading1"/>
@@ -6649,7 +6724,7 @@
         <w:t xml:space="preserve">References</w:t>
       </w:r>
     </w:p>
-    <w:bookmarkStart w:id="118" w:name="refs"/>
+    <w:bookmarkStart w:id="119" w:name="refs"/>
     <w:bookmarkStart w:id="41" w:name="ref-mclellanDrugDependenceChronic2000"/>
     <w:p>
       <w:pPr>
@@ -8665,7 +8740,7 @@
       </w:hyperlink>
     </w:p>
     <w:bookmarkEnd w:id="113"/>
-    <w:bookmarkStart w:id="115" w:name="ref-baeDetectingDrinkingEpisodes2017"/>
+    <w:bookmarkStart w:id="114" w:name="X6b0a2573c103b7c3d317f500c95e16aefc26ebb"/>
     <w:p>
       <w:pPr>
         <w:pStyle w:val="Bibliography"/>
@@ -8680,6 +8755,61 @@
         <w:t xml:space="preserve">	</w:t>
       </w:r>
       <w:r>
+        <w:t xml:space="preserve">Pew Research Center N. Demographics of</w:t>
+      </w:r>
+      <w:r>
+        <w:t xml:space="preserve"> </w:t>
+      </w:r>
+      <w:r>
+        <w:t xml:space="preserve">Mobile Device Ownership</w:t>
+      </w:r>
+      <w:r>
+        <w:t xml:space="preserve"> </w:t>
+      </w:r>
+      <w:r>
+        <w:t xml:space="preserve">and</w:t>
+      </w:r>
+      <w:r>
+        <w:t xml:space="preserve"> </w:t>
+      </w:r>
+      <w:r>
+        <w:t xml:space="preserve">Adoption</w:t>
+      </w:r>
+      <w:r>
+        <w:t xml:space="preserve"> </w:t>
+      </w:r>
+      <w:r>
+        <w:t xml:space="preserve">in the</w:t>
+      </w:r>
+      <w:r>
+        <w:t xml:space="preserve"> </w:t>
+      </w:r>
+      <w:r>
+        <w:t xml:space="preserve">United States</w:t>
+      </w:r>
+      <w:r>
+        <w:t xml:space="preserve">. Pew Research Center. 2025.</w:t>
+      </w:r>
+      <w:r>
+        <w:t xml:space="preserve"> </w:t>
+      </w:r>
+    </w:p>
+    <w:bookmarkEnd w:id="114"/>
+    <w:bookmarkStart w:id="116" w:name="ref-baeDetectingDrinkingEpisodes2017"/>
+    <w:p>
+      <w:pPr>
+        <w:pStyle w:val="Bibliography"/>
+      </w:pPr>
+      <w:r>
+        <w:t xml:space="preserve">43.</w:t>
+      </w:r>
+      <w:r>
+        <w:t xml:space="preserve"> </w:t>
+      </w:r>
+      <w:r>
+        <w:t xml:space="preserve">	</w:t>
+      </w:r>
+      <w:r>
         <w:t xml:space="preserve">Bae S, Ferreira D, Suffoletto B, Puyana JC, Kurtz R, Chung T, et al. Detecting</w:t>
       </w:r>
       <w:r>
@@ -8703,7 +8833,7 @@
       <w:r>
         <w:t xml:space="preserve">. Proceedings of the ACM on Interactive, Mobile, Wearable and Ubiquitous Technologies. 2017;1: 1–36. doi:</w:t>
       </w:r>
-      <w:hyperlink r:id="rId114">
+      <w:hyperlink r:id="rId115">
         <w:r>
           <w:rPr>
             <w:rStyle w:val="Hyperlink"/>
@@ -8712,14 +8842,14 @@
         </w:r>
       </w:hyperlink>
     </w:p>
-    <w:bookmarkEnd w:id="115"/>
-    <w:bookmarkStart w:id="117" w:name="ref-baeLeveragingMobilePhone2023"/>
+    <w:bookmarkEnd w:id="116"/>
+    <w:bookmarkStart w:id="118" w:name="ref-baeLeveragingMobilePhone2023"/>
     <w:p>
       <w:pPr>
         <w:pStyle w:val="Bibliography"/>
       </w:pPr>
       <w:r>
-        <w:t xml:space="preserve">43.</w:t>
+        <w:t xml:space="preserve">44.</w:t>
       </w:r>
       <w:r>
         <w:t xml:space="preserve"> </w:t>
@@ -8793,7 +8923,7 @@
       <w:r>
         <w:t xml:space="preserve">. JMIR formative research. 2023. doi:</w:t>
       </w:r>
-      <w:hyperlink r:id="rId116">
+      <w:hyperlink r:id="rId117">
         <w:r>
           <w:rPr>
             <w:rStyle w:val="Hyperlink"/>
@@ -8802,9 +8932,9 @@
         </w:r>
       </w:hyperlink>
     </w:p>
-    <w:bookmarkEnd w:id="117"/>
     <w:bookmarkEnd w:id="118"/>
     <w:bookmarkEnd w:id="119"/>
+    <w:bookmarkEnd w:id="120"/>
     <w:sectPr>
       <w:footnotePr>
         <w:numRestart w:val="eachSect"/>

--- a/_manuscript/index.docx
+++ b/_manuscript/index.docx
@@ -6465,7 +6465,16 @@
         <w:pStyle w:val="FirstParagraph"/>
       </w:pPr>
       <w:r>
-        <w:t xml:space="preserve">Our full model achieved fair performance, with an auROC of 0.67, indicating that some predictive signal was present. However, it did not offer incremental value beyond a baseline model that included only baseline self-report measures. Consistent with this, the four most important predictors in our model were all self-report variables: abstinence confidence, abstinence goal, negative affect efficacy, and craving.</w:t>
+        <w:t xml:space="preserve">Our full model achieved fair performance, with an auROC of 0.67, indicating that some predictive signal was present. However, it did not offer incremental value beyond a baseline model that included only baseline self-report measures. Consistent with this, the four most important predictors in our model were all self-report variables: abstinence confidence, abstinence goal, negative affect efficacy, and craving. Only baseline features related to alcohol use characteristics were retained in the full model, reinforcing that self-reported alcohol-related and recovery constructs are strong predictors of future lapse risk</w:t>
+      </w:r>
+      <w:r>
+        <w:t xml:space="preserve"> </w:t>
+      </w:r>
+      <w:r>
+        <w:t xml:space="preserve">[4,5]</w:t>
+      </w:r>
+      <w:r>
+        <w:t xml:space="preserve">.</w:t>
       </w:r>
     </w:p>
     <w:p>
@@ -6473,7 +6482,7 @@
         <w:pStyle w:val="BodyText"/>
       </w:pPr>
       <w:r>
-        <w:t xml:space="preserve">Cellular communication data on its own performed poorly for prediction (auROC = 0.67) However, it still performed above what we would expect from a model performing at chance, suggesting there may be some signal in this data. Additionally, several communication features were retained in the final model with moderately sized coefficients. These included communications with drinkers, non-drinkers, friends, and people unaware of the participant’s recovery goals. Number of unique contacts was also retained in the model, though with a much smaller coefficient.</w:t>
+        <w:t xml:space="preserve">Cellular communication data on its own performed poorly for prediction (auROC = 0.67) However, it still performed above what we would expect from a model performing at chance, suggesting there may be some signal in these data. Additionally, several communication features were retained in the final model with moderately sized coefficients. These included communications with drinkers, non-drinkers, friends, and people unaware of the participant’s recovery goals. Number of unique contacts was also retained in the model, though with a much smaller coefficient. Given that cellular communication usage may vary widely across demographic characteristics, psychiatric states, personality profiles, and alcohol use severity, we were surprised to find that these features did not appear to substantially interact with the baseline self-report measures. The elastic net algorithm outperformed the tree-based models, suggesting the relationship between features are primarily additive as opposed to interactive.</w:t>
       </w:r>
     </w:p>
     <w:p>
@@ -6481,7 +6490,7 @@
         <w:pStyle w:val="BodyText"/>
       </w:pPr>
       <w:r>
-        <w:t xml:space="preserve">The finding that communications with drinkers increase lapse risk and communications with non-drinkers decrease lapse risk is consistent with prior literature</w:t>
+        <w:t xml:space="preserve">The finding that communications with drinkers increased lapse risk and communications with non-drinkers decreased lapse risk is consistent with prior literature</w:t>
       </w:r>
       <w:r>
         <w:t xml:space="preserve"> </w:t>
@@ -6490,7 +6499,7 @@
         <w:t xml:space="preserve">[19,20]</w:t>
       </w:r>
       <w:r>
-        <w:t xml:space="preserve">. Individuals who surround themselves with people who drink (and who may have even drunk with the individual in the past) may be more likely to experience exposure to drinking-related cues and opportunities to drink. Conversely, communicating with non-drinkers may reflect a more supportive social environment that promotes recovery. Additionally, given that alcohol use is often a social activity, it is not unexpected that increased communication with friends was associated with greater lapse risk.</w:t>
+        <w:t xml:space="preserve">. Individuals who surround themselves with people who drink (and who may have even drunk with the individual in the past) may be more likely to experience exposure to drinking-related cues and opportunities to drink. Conversely, communicating with non-drinkers may reflect a more supportive social environment that promotes recovery. Additionally, given that alcohol use is often a social activity, it is not unexpected that increased communication with friends increased lapse risk.</w:t>
       </w:r>
     </w:p>
     <w:p>
@@ -6498,7 +6507,7 @@
         <w:pStyle w:val="BodyText"/>
       </w:pPr>
       <w:r>
-        <w:t xml:space="preserve">We were surprised to find that communications with people who did not know about an individual’s recovery goals was also a risk factor. We might have expected that communication with people supportive of recovery goals would be a protective factor, or that communication with people unsupportive of those goals would increase risk. One possible explanation is that lack of disclosure reflects lower confidence in sharing something as personal as recovery with others. It could also reflect perceived or anticipated stigma, thereby capturing the other person’s beliefs or attitudes about substance use. Lastly, it could signal reduced access to recovery support, as individuals cannot provide support for goals they are unaware of. Future research could explore this finding further to better understand the mechanisms underlying this association.</w:t>
+        <w:t xml:space="preserve">We were surprised to find that communications with people who did not know about an individual’s recovery goals was also a risk factor. We expected it was more likely that communication with people supportive of recovery goals would emerge as a protective factor or that communication with people unsupportive of those goals would emerge as a risk factor. One possible explanation is that a lack of disclosure about being in recovery reflects low levels of trust, making it difficult to confide in others about something so personal. It could also reflect perceived or anticipated stigma, thereby capturing the other person’s beliefs or attitudes about substance use. Lastly, it could signal reduced access to recovery support, as individuals cannot provide support for goals they are unaware of. Future research could explore this finding further to better understand the mechanisms underlying this association.</w:t>
       </w:r>
     </w:p>
     <w:p>
@@ -6523,7 +6532,7 @@
         <w:t xml:space="preserve">[41]</w:t>
       </w:r>
       <w:r>
-        <w:t xml:space="preserve">. Therefore, our dataset likely missed a substantial portion of participants’ communications. Future studies could explore whether incorporating communication data from additional platforms yields stronger predictive signal. It may be also worthwhile to use scoring epochs longer than one week. Longer scoring epochs (e.g., two weeks or one month) would contain more data. Additionally, they may better capture slow evolving risk-features, such as a gradually shrinking social circle leading to improved predictive performance. However, even with improved data collection methods, sparsity may remain a challenge, as some people may simply not communicate frequently with others and others use services (e.g., Snapchat) that automatically delete messages.</w:t>
+        <w:t xml:space="preserve">. Therefore, our dataset likely missed a substantial portion of participants’ communications. Future studies could explore whether incorporating communication data from additional platforms yields stronger predictive signal. It may be also worthwhile to use scoring epochs longer than one week. Longer scoring epochs (e.g., two weeks or one month) would contain more data. Additionally, they may better capture slow evolving risk-features, such as a gradually shrinking social circle, leading to improved predictive performance. However, even with improved data collection methods, sparsity may remain a challenge, as some people may simply not communicate frequently with others and others use services (e.g., Snapchat) that automatically delete messages.</w:t>
       </w:r>
     </w:p>
     <w:p>
@@ -6531,7 +6540,7 @@
         <w:pStyle w:val="BodyText"/>
       </w:pPr>
       <w:r>
-        <w:t xml:space="preserve">We also cannot eliminate the possibility that our participants were purposefully deleting text messages and call logs that they did not want us to see. This may be especially relevant for text messages (e.g., where drinking plans were made). Although the focus of this study was on the metadata and context of cellular communications, text message content, nevertheless, was collected during the cellular communication log download as party of the larger aims of the parent project. This raises the possibility of missed opportunity for risk-relevant signal due to non-random patterns of missing data (i.e., data missingness increases when participants lapse).</w:t>
+        <w:t xml:space="preserve">We also cannot eliminate the possibility that our participants were purposefully deleting text messages and call logs that they did not want us to see. This may be especially relevant for text messages (e.g., where drinking plans were made). Although the focus of this study was on the metadata and context of cellular communications, text message content, nevertheless, was collected during the cellular communication log download as part of the larger aims of the parent project. This raises the possibility of missed opportunity for capturing risk-relevant signal due to non-random patterns of missing data (e.g., when data missingness systematically increases during periods of lapse).</w:t>
       </w:r>
     </w:p>
     <w:p>
@@ -6539,7 +6548,7 @@
         <w:pStyle w:val="BodyText"/>
       </w:pPr>
       <w:r>
-        <w:t xml:space="preserve">Our conclusions are limited by sample composition and size. Our participants were predominantly non-Hispanic White and all were from the Madison, WI area. We had poor representation of older adults (65+ years) which may have been due to our requirement that participants owned and used a smartphone. Smartphone ownership is generally high. As of 2025, roughly 91% of Americans own a smartphone, with at least 85% ownership across across gender, race/ethnicity, socioeconomic status, and geographic location subgroups</w:t>
+        <w:t xml:space="preserve">Our conclusions are limited by sample composition and size. Our participants were predominantly non-Hispanic White and all were from the Madison, Wisconsin area. We had poor representation of older adults (65+ years) which may have been due to our requirement that participants owned and used a smartphone. Smartphone ownership is generally high. As of 2025, roughly 91% of Americans own a smartphone, with at least 85% ownership across across gender, race/ethnicity, socioeconomic status, and geographic location subgroups</w:t>
       </w:r>
       <w:r>
         <w:t xml:space="preserve"> </w:t>
@@ -6548,7 +6557,7 @@
         <w:t xml:space="preserve">[42]</w:t>
       </w:r>
       <w:r>
-        <w:t xml:space="preserve">. One exception to this pattern is with older adults. Ownership rates dip down to 78% among those ages 65 and older</w:t>
+        <w:t xml:space="preserve">. One exception to this pattern is with older adults. Ownership rates dip down to 78% among those age 65 years and older</w:t>
       </w:r>
       <w:r>
         <w:t xml:space="preserve"> </w:t>
@@ -6557,7 +6566,15 @@
         <w:t xml:space="preserve">[42]</w:t>
       </w:r>
       <w:r>
-        <w:t xml:space="preserve">. On top of a relatively homogeneous sample composition, our sample size was relatively small (</w:t>
+        <w:t xml:space="preserve">.</w:t>
+      </w:r>
+    </w:p>
+    <w:p>
+      <w:pPr>
+        <w:pStyle w:val="BodyText"/>
+      </w:pPr>
+      <w:r>
+        <w:t xml:space="preserve">In addition to a mostly homogeneous sample composition, our sample size was relatively small (</w:t>
       </w:r>
       <m:oMath>
         <m:r>
@@ -6565,7 +6582,7 @@
         </m:r>
       </m:oMath>
       <w:r>
-        <w:t xml:space="preserve">=144). Our large number of observations (i.e., 11,507 prediction windows across participants) was sufficient for training machine learning models with low bias and variance and evaluating model performance on new individuals. However, these estimates represent unbiased estimated of how well our model performs on new individuals similar in composition to those in our sample. Thus, our findings may not generalize to individuals from more diverse populations or in different geographic locations.</w:t>
+        <w:t xml:space="preserve">=144). Although the large number of observations (11,507 prediction windows across participants) was sufficient for training machine learning models with low bias and variance, model evaluation was conducted on a limited subset of new individuals. As a result, these estimates reflect expected performance on individuals similar in composition to those in our sample. Thus, findings may not generalize to more diverse populations or to individuals in different geographic contexts.</w:t>
       </w:r>
     </w:p>
     <w:p>

--- a/_manuscript/index.docx
+++ b/_manuscript/index.docx
@@ -39,7 +39,7 @@
         <w:pStyle w:val="Date"/>
       </w:pPr>
       <w:r>
-        <w:t xml:space="preserve">2026-04-22</w:t>
+        <w:t xml:space="preserve">2026-04-29</w:t>
       </w:r>
     </w:p>
     <w:p>
@@ -6325,7 +6325,7 @@
         </w:r>
       </w:hyperlink>
       <w:r>
-        <w:t xml:space="preserve">). The top four features were baseline alcohol use characteristics. Two of these (abstinence confidence and having a goal of abstinence) emerged as important protective factors. Abstinence self-efficacy when experiencing negative affect and craving emerged as important risk factors. Communication features were also retained in the final model. Frequency of communications with drinkers, friends, and people unaware of the individual’s recovery goals, and number of unique contacts emerged as important risk factors. Frequency of communications with non-drinkers, conversely, was an important protective factor.</w:t>
+        <w:t xml:space="preserve">). The top four features were baseline alcohol use characteristics. Two of these (abstinence confidence and having a goal of abstinence) emerged as important protective factors. Abstinence self-efficacy when experiencing negative affect and craving emerged as important risk factors. Communication features were also retained in the final model. Frequency of communications with drinkers, friends, and people unaware of the individual’s recovery goals, and number of unique contacts emerged as important risk factors. Frequency of communications with non-drinkers, conversely, was an important protective factor. All communication features retained in the full model were scored over a 1 week feature scoring epoch.</w:t>
       </w:r>
     </w:p>
     <w:p>
@@ -6532,7 +6532,7 @@
         <w:t xml:space="preserve">[41]</w:t>
       </w:r>
       <w:r>
-        <w:t xml:space="preserve">. Therefore, our dataset likely missed a substantial portion of participants’ communications. Future studies could explore whether incorporating communication data from additional platforms yields stronger predictive signal. It may be also worthwhile to use scoring epochs longer than one week. Longer scoring epochs (e.g., two weeks or one month) would contain more data. Additionally, they may better capture slow evolving risk-features, such as a gradually shrinking social circle, leading to improved predictive performance. However, even with improved data collection methods, sparsity may remain a challenge, as some people may simply not communicate frequently with others and others use services (e.g., Snapchat) that automatically delete messages.</w:t>
+        <w:t xml:space="preserve">. Therefore, our dataset likely missed a substantial portion of participants’ communications. Future studies could explore whether incorporating communication data from additional platforms yields stronger predictive signal. It may also be worthwhile to use scoring epochs longer than one week. Our final model retained only cellular communication feature scored over the one week feature scoring epoch. This is likely due to these longer epochs containing more data than the shorter 24 hour scoring epochs. Longer scoring epochs (e.g., two weeks or one month) would contain even more data and may better capture slow evolving risk-features, such as a gradually shrinking social circle. Both of these benefits could potentially improve model performance.</w:t>
       </w:r>
     </w:p>
     <w:p>
@@ -6540,7 +6540,7 @@
         <w:pStyle w:val="BodyText"/>
       </w:pPr>
       <w:r>
-        <w:t xml:space="preserve">We also cannot eliminate the possibility that our participants were purposefully deleting text messages and call logs that they did not want us to see. This may be especially relevant for text messages (e.g., where drinking plans were made). Although the focus of this study was on the metadata and context of cellular communications, text message content, nevertheless, was collected during the cellular communication log download as part of the larger aims of the parent project. This raises the possibility of missed opportunity for capturing risk-relevant signal due to non-random patterns of missing data (e.g., when data missingness systematically increases during periods of lapse).</w:t>
+        <w:t xml:space="preserve">However, even with improved data collection methods and longer scoring epochs, sparsity may remain a challenge. Some people may simply not communicate frequently with others and others use services (e.g., Snapchat) that automatically delete messages. We also cannot eliminate the possibility that our participants were purposefully deleting text messages and call logs that they did not want us to see. This may be especially relevant for text messages (e.g., where drinking plans were made). Although the focus of this study was on the metadata and context of cellular communications, text message content, nevertheless, was collected during the cellular communication log download as part of the larger aims of the parent project. This raises the possibility of missed opportunity for capturing risk-relevant signal due to non-random patterns of missing data (e.g., when data missingness systematically increases during periods of lapse).</w:t>
       </w:r>
     </w:p>
     <w:p>
@@ -6583,6 +6583,14 @@
       </m:oMath>
       <w:r>
         <w:t xml:space="preserve">=144). Although the large number of observations (11,507 prediction windows across participants) was sufficient for training machine learning models with low bias and variance, model evaluation was conducted on a limited subset of new individuals. As a result, these estimates reflect expected performance on individuals similar in composition to those in our sample. Thus, findings may not generalize to more diverse populations or to individuals in different geographic contexts.</w:t>
+      </w:r>
+    </w:p>
+    <w:p>
+      <w:pPr>
+        <w:pStyle w:val="BodyText"/>
+      </w:pPr>
+      <w:r>
+        <w:t xml:space="preserve">We determined the presence of AUD using a self-report measure of DSM-5 symptoms, as opposed to a structured clinical interview. This may have had some impact on our threshold for establishing AUD. It is possible that some participants over-endorsed experiencing symptoms (e.g., endorsing symptoms that occur infrequently and do not reflect a pattern) and have milder forms of AUD than our target sample. However, they still likely have AUD given that only two symptoms are needed for an AUD diagnosis and we required four for eligibility. Furthermore, all participants were required to be pursuing abstinence, suggesting they perceive a problem with alcohol use.</w:t>
       </w:r>
     </w:p>
     <w:p>
